--- a/svoyo-delo/SvoyoDelo_기획서.docx
+++ b/svoyo-delo/SvoyoDelo_기획서.docx
@@ -2,13 +2,13 @@
 <file path=word/document.xml><?xml version="1.0" encoding="utf-8"?>
 <w:document xmlns:w="http://schemas.openxmlformats.org/wordprocessingml/2006/main" xmlns:m="http://schemas.openxmlformats.org/officeDocument/2006/math" xmlns:r="http://schemas.openxmlformats.org/officeDocument/2006/relationships" xmlns:o="urn:schemas-microsoft-com:office:office" xmlns:v="urn:schemas-microsoft-com:vml" xmlns:w10="urn:schemas-microsoft-com:office:word" xmlns:a="http://schemas.openxmlformats.org/drawingml/2006/main" xmlns:pic="http://schemas.openxmlformats.org/drawingml/2006/picture" xmlns:wp="http://schemas.openxmlformats.org/drawingml/2006/wordprocessingDrawing">
   <w:body>
-    <w:bookmarkStart w:id="48" w:name="своё-дело-스보요-젤로-기획서-v1"/>
+    <w:bookmarkStart w:id="50" w:name="своё-дело-스보요-젤로-기획서-v2"/>
     <w:p>
       <w:pPr>
         <w:pStyle w:val="Heading1"/>
       </w:pPr>
       <w:r>
-        <w:t xml:space="preserve">СВОЁ ДЕЛО (스보요 젤로) — 기획서 v1</w:t>
+        <w:t xml:space="preserve">СВОЁ ДЕЛО (스보요 젤로) — 기획서 v2</w:t>
       </w:r>
     </w:p>
     <w:p>
@@ -148,13 +148,13 @@
                 <w:iCs/>
                 <w:i/>
               </w:rPr>
-              <w:t xml:space="preserve">Мост между Сеулом и Степью</w:t>
+              <w:t xml:space="preserve">Не навреди. Потом — всё остальное.</w:t>
             </w:r>
             <w:r>
               <w:t xml:space="preserve"> </w:t>
             </w:r>
             <w:r>
-              <w:t xml:space="preserve">— 서울과 초원 사이의 다리</w:t>
+              <w:t xml:space="preserve">— 해를 끼치지 말 것. 나머지는 그다음</w:t>
             </w:r>
           </w:p>
         </w:tc>
@@ -206,7 +206,7 @@
               <w:jc w:val="left"/>
             </w:pPr>
             <w:r>
-              <w:t xml:space="preserve">러시아어 B1(ТРКИ-1) 이상 한국인 학습자, 중앙아시아·CIS 수출입·유통 실무자</w:t>
+              <w:t xml:space="preserve">러시아어 B1(ТРКИ-1) 이상 한국인 학습자, 러시아·CIS 수출입·유통 실무자</w:t>
             </w:r>
           </w:p>
         </w:tc>
@@ -266,10 +266,13 @@
                 <w:bCs/>
                 <w:b/>
               </w:rPr>
-              <w:t xml:space="preserve">대사 100% 러시아어</w:t>
-            </w:r>
-            <w:r>
-              <w:t xml:space="preserve">(카자흐어·한국어 단어 소량). 한국어 번역은 화 말미에 모음</w:t>
+              <w:t xml:space="preserve">대사 100% 러시아어.</w:t>
+            </w:r>
+            <w:r>
+              <w:t xml:space="preserve"> </w:t>
+            </w:r>
+            <w:r>
+              <w:t xml:space="preserve">한국어 번역은 화 말미에 모음</w:t>
             </w:r>
           </w:p>
         </w:tc>
@@ -385,7 +388,7 @@
               <w:jc w:val="left"/>
             </w:pPr>
             <w:r>
-              <w:t xml:space="preserve">카자흐스탄 알마티 · 아스타나 · 한국 원주 · 우즈베키스탄 타슈켄트 · 키르기스스탄 비슈케크 · 서울</w:t>
+              <w:t xml:space="preserve">모스크바 · 툴라 · 상트페테르부르크 · 카잔 · 예카테린부르크 · 노보시비르스크 · 블라디보스토크 · 한국 원주·서울</w:t>
             </w:r>
           </w:p>
         </w:tc>
@@ -419,7 +422,7 @@
         <w:t xml:space="preserve"> </w:t>
       </w:r>
       <w:r>
-        <w:t xml:space="preserve">SHIP IT(제조 스타트업), LA MARQUE(브랜드사 → 공장)에 이어, 이번엔</w:t>
+        <w:t xml:space="preserve">SHIP IT(제조 스타트업), LA MARQUE(브랜드사 → 공장)에 이어 이번엔</w:t>
       </w:r>
       <w:r>
         <w:t xml:space="preserve"> </w:t>
@@ -448,13 +451,13 @@
           <w:bCs/>
           <w:b/>
         </w:rPr>
-        <w:t xml:space="preserve">왜 카자흐스탄인가.</w:t>
+        <w:t xml:space="preserve">모스크바, 정통 러시아인 주인공.</w:t>
       </w:r>
       <w:r>
         <w:t xml:space="preserve"> </w:t>
       </w:r>
       <w:r>
-        <w:t xml:space="preserve">러시아어는 중앙아시아 전역의 비즈니스 공용어다. 무대를 알마티로 두면 러시아어를 쓰면서 유라시아경제연합(EAEU) 등록, 다국가 유통, 다민족 비즈니스 문화를 함께 다룰 수 있다.</w:t>
+        <w:t xml:space="preserve">툴라 출신의 알렉세이 보론초프가 모스크바에서 제약사 영업을 하다 독립한다. 러시아 비즈니스 문화의 한가운데에서 이름·부칭, ты/вы, 관계와 서류, 현금과 신뢰를 배운다.</w:t>
       </w:r>
     </w:p>
     <w:p>
@@ -470,28 +473,13 @@
           <w:bCs/>
           <w:b/>
         </w:rPr>
-        <w:t xml:space="preserve">고려인 주인공.</w:t>
+        <w:t xml:space="preserve">거대한 나라의 유통.</w:t>
       </w:r>
       <w:r>
         <w:t xml:space="preserve"> </w:t>
       </w:r>
       <w:r>
-        <w:t xml:space="preserve">주인공 빅토르 김은 1937년 강제 이주된 고려인의 4세대다. 한국어를 거의 못 하는 그가 한국 공급사와 러시아어로 일하며 자기 뿌리를 다시 만난다. 한국 학습자에게 가장 가까운</w:t>
-      </w:r>
-      <w:r>
-        <w:t xml:space="preserve"> </w:t>
-      </w:r>
-      <w:r>
-        <w:t xml:space="preserve">“</w:t>
-      </w:r>
-      <w:r>
-        <w:t xml:space="preserve">러시아어 화자</w:t>
-      </w:r>
-      <w:r>
-        <w:t xml:space="preserve">”</w:t>
-      </w:r>
-      <w:r>
-        <w:t xml:space="preserve">다.</w:t>
+        <w:t xml:space="preserve">시간대 11개, 모스크바에서 블라디보스토크까지 9,000km. 콜드체인과 지역 유통사, 지역마다 다른 비즈니스 리듬이 5부의 무대가 된다.</w:t>
       </w:r>
     </w:p>
     <w:p>
@@ -513,7 +501,7 @@
         <w:t xml:space="preserve"> </w:t>
       </w:r>
       <w:r>
-        <w:t xml:space="preserve">제재 대상 국가로의 재수출 유혹, 회색 수입, 비의료인 시술, 현금 거래 관행 같은 실제 리스크를</w:t>
+        <w:t xml:space="preserve">회색 수입, 위조품, 비의료인 시술, 미등록 제품으로 바꿔 달라는 유혹, 현금 거래 관행을</w:t>
       </w:r>
       <w:r>
         <w:t xml:space="preserve"> </w:t>
@@ -529,7 +517,7 @@
         <w:t xml:space="preserve"> </w:t>
       </w:r>
       <w:r>
-        <w:t xml:space="preserve">이야기로 만든다.</w:t>
+        <w:t xml:space="preserve">이야기다. 국제 거래에서는 공급사 쪽 수출통제 확인 같은 절차를 정상 업무로 묘사한다.</w:t>
       </w:r>
     </w:p>
     <w:p>
@@ -545,13 +533,26 @@
           <w:bCs/>
           <w:b/>
         </w:rPr>
-        <w:t xml:space="preserve">ты와 вы.</w:t>
+        <w:t xml:space="preserve">할머니의 말.</w:t>
       </w:r>
       <w:r>
         <w:t xml:space="preserve"> </w:t>
       </w:r>
       <w:r>
-        <w:t xml:space="preserve">관계가 바뀌는 순간 호칭이 바뀐다. 이름·부칭(имя-отчество) 사용과 함께 각 부의 학습 포인트.</w:t>
+        <w:t xml:space="preserve">시골 의사(펠드셰르)였던 할머니 베라의</w:t>
+      </w:r>
+      <w:r>
+        <w:t xml:space="preserve"> </w:t>
+      </w:r>
+      <w:r>
+        <w:rPr>
+          <w:iCs/>
+          <w:i/>
+        </w:rPr>
+        <w:t xml:space="preserve">«Не навреди»</w:t>
+      </w:r>
+      <w:r>
+        <w:t xml:space="preserve">(해를 끼치지 말라)가 회사의 원칙이 된다.</w:t>
       </w:r>
     </w:p>
     <w:bookmarkEnd w:id="20"/>
@@ -583,7 +584,7 @@
         <w:t xml:space="preserve"> </w:t>
       </w:r>
       <w:r>
-        <w:t xml:space="preserve">ТОО «Мост Медикал»(모스트 메디컬 —</w:t>
+        <w:t xml:space="preserve">ООО «Мост Медикал»(모스트 메디컬 —</w:t>
       </w:r>
       <w:r>
         <w:t xml:space="preserve"> </w:t>
@@ -598,7 +599,7 @@
         <w:t xml:space="preserve">”</w:t>
       </w:r>
       <w:r>
-        <w:t xml:space="preserve">), 알마티. 한국산 의료미용 제품(HA 필러, 스킨부스터, 히알루로니다아제) 수입·등록·유통.</w:t>
+        <w:t xml:space="preserve">), 모스크바. 한국산 의료미용 제품(HA 필러, 스킨부스터, 히알루로니다아제) 수입·등록·유통.</w:t>
       </w:r>
     </w:p>
     <w:p>
@@ -649,13 +650,13 @@
           <w:bCs/>
           <w:b/>
         </w:rPr>
-        <w:t xml:space="preserve">사업 확장 단계:</w:t>
+        <w:t xml:space="preserve">확장 단계:</w:t>
       </w:r>
       <w:r>
         <w:t xml:space="preserve"> </w:t>
       </w:r>
       <w:r>
-        <w:t xml:space="preserve">단일 제품 수입 → EAEU 등록 → 카자흐스탄 판매망 → 키르기스스탄(EAEU)·우즈베키스탄(비EAEU, 별도 등록) → 자체 교육센터 →</w:t>
+        <w:t xml:space="preserve">단일 제품 수입 → 로스즈드라브나드조르(연방 보건감독청) 등록 → 모스크바 판매망·교육센터 → 상트페테르부르크·지방 도시 → 환율 위기 →</w:t>
       </w:r>
       <w:r>
         <w:t xml:space="preserve"> </w:t>
@@ -665,10 +666,10 @@
           <w:bCs/>
           <w:b/>
         </w:rPr>
-        <w:t xml:space="preserve">자기 브랜드 «Степь»(스텝 — 초원)</w:t>
-      </w:r>
-      <w:r>
-        <w:t xml:space="preserve">(세진이 위탁생산) → 지역 물류 허브.</w:t>
+        <w:t xml:space="preserve">자기 브랜드 «Ладога»(라도가)</w:t>
+      </w:r>
+      <w:r>
+        <w:t xml:space="preserve">(세진 위탁생산) → 인수 제안</w:t>
       </w:r>
     </w:p>
     <w:p>
@@ -684,13 +685,13 @@
           <w:bCs/>
           <w:b/>
         </w:rPr>
-        <w:t xml:space="preserve">핵심 가치:</w:t>
+        <w:t xml:space="preserve">원칙 3:</w:t>
       </w:r>
       <w:r>
         <w:t xml:space="preserve"> </w:t>
       </w:r>
       <w:r>
-        <w:t xml:space="preserve">① 정품만, 추적 가능하게 ② 의사·면허 의료인에게만 ③ 가격보다 교육</w:t>
+        <w:t xml:space="preserve">① 등록된 정품만, 추적 가능하게 ② 의사에게만 ③ 가격보다 교육</w:t>
       </w:r>
     </w:p>
     <w:bookmarkEnd w:id="21"/>
@@ -769,31 +770,31 @@
                 <w:bCs/>
                 <w:b/>
               </w:rPr>
-              <w:t xml:space="preserve">EAEU 의료기기 등록</w:t>
-            </w:r>
-          </w:p>
-        </w:tc>
-        <w:tc>
-          <w:tcPr/>
-          <w:p>
-            <w:pPr>
-              <w:pStyle w:val="Compact"/>
-              <w:jc w:val="left"/>
-            </w:pPr>
-            <w:r>
-              <w:t xml:space="preserve">2022년 1월 1일부터 신규 등록은 EAEU 규칙(결정 제46호)으로 일원화. 국가 등록 제품은 경과 규정에 따라 한시 유통. 기준국(reference state)을 정해 서류 심사·전문 감정.</w:t>
-            </w:r>
-          </w:p>
-        </w:tc>
-        <w:tc>
-          <w:tcPr/>
-          <w:p>
-            <w:pPr>
-              <w:pStyle w:val="Compact"/>
-              <w:jc w:val="left"/>
-            </w:pPr>
-            <w:r>
-              <w:t xml:space="preserve">2부 전체: 기술문서 러시아어 번역, 임상 근거, 시험, 공장 점검, 질의 응답</w:t>
+              <w:t xml:space="preserve">의료기기 등록</w:t>
+            </w:r>
+          </w:p>
+        </w:tc>
+        <w:tc>
+          <w:tcPr/>
+          <w:p>
+            <w:pPr>
+              <w:pStyle w:val="Compact"/>
+              <w:jc w:val="left"/>
+            </w:pPr>
+            <w:r>
+              <w:t xml:space="preserve">연방 보건감독청 등록. 국가 규칙(정부령 2024년 제1684호)과 EAEU 규칙이 병존하는 경과 기간. 어느 경로로 갈지가 첫 결정</w:t>
+            </w:r>
+          </w:p>
+        </w:tc>
+        <w:tc>
+          <w:tcPr/>
+          <w:p>
+            <w:pPr>
+              <w:pStyle w:val="Compact"/>
+              <w:jc w:val="left"/>
+            </w:pPr>
+            <w:r>
+              <w:t xml:space="preserve">2부 전체: 러시아어 기술문서, 시험, 임상 근거, 전문 감정, 질의 응답, 등록증</w:t>
             </w:r>
           </w:p>
         </w:tc>
@@ -811,31 +812,31 @@
                 <w:bCs/>
                 <w:b/>
               </w:rPr>
-              <w:t xml:space="preserve">우즈베키스탄 등록</w:t>
-            </w:r>
-          </w:p>
-        </w:tc>
-        <w:tc>
-          <w:tcPr/>
-          <w:p>
-            <w:pPr>
-              <w:pStyle w:val="Compact"/>
-              <w:jc w:val="left"/>
-            </w:pPr>
-            <w:r>
-              <w:t xml:space="preserve">EAEU 비회원 → 별도 국가 등록</w:t>
-            </w:r>
-          </w:p>
-        </w:tc>
-        <w:tc>
-          <w:tcPr/>
-          <w:p>
-            <w:pPr>
-              <w:pStyle w:val="Compact"/>
-              <w:jc w:val="left"/>
-            </w:pPr>
-            <w:r>
-              <w:t xml:space="preserve">5부</w:t>
+              <w:t xml:space="preserve">통관·라벨</w:t>
+            </w:r>
+          </w:p>
+        </w:tc>
+        <w:tc>
+          <w:tcPr/>
+          <w:p>
+            <w:pPr>
+              <w:pStyle w:val="Compact"/>
+              <w:jc w:val="left"/>
+            </w:pPr>
+            <w:r>
+              <w:t xml:space="preserve">수입 신고, 러시아어 라벨·사용설명서</w:t>
+            </w:r>
+          </w:p>
+        </w:tc>
+        <w:tc>
+          <w:tcPr/>
+          <w:p>
+            <w:pPr>
+              <w:pStyle w:val="Compact"/>
+              <w:jc w:val="left"/>
+            </w:pPr>
+            <w:r>
+              <w:t xml:space="preserve">1·2부</w:t>
             </w:r>
           </w:p>
         </w:tc>
@@ -853,31 +854,31 @@
                 <w:bCs/>
                 <w:b/>
               </w:rPr>
-              <w:t xml:space="preserve">통관·인증서</w:t>
-            </w:r>
-          </w:p>
-        </w:tc>
-        <w:tc>
-          <w:tcPr/>
-          <w:p>
-            <w:pPr>
-              <w:pStyle w:val="Compact"/>
-              <w:jc w:val="left"/>
-            </w:pPr>
-            <w:r>
-              <w:t xml:space="preserve">수입 신고, 원산지 증명, 라벨 러시아어·카자흐어 표기</w:t>
-            </w:r>
-          </w:p>
-        </w:tc>
-        <w:tc>
-          <w:tcPr/>
-          <w:p>
-            <w:pPr>
-              <w:pStyle w:val="Compact"/>
-              <w:jc w:val="left"/>
-            </w:pPr>
-            <w:r>
-              <w:t xml:space="preserve">1·3부</w:t>
+              <w:t xml:space="preserve">디지털 표시(Честный знак)</w:t>
+            </w:r>
+          </w:p>
+        </w:tc>
+        <w:tc>
+          <w:tcPr/>
+          <w:p>
+            <w:pPr>
+              <w:pStyle w:val="Compact"/>
+              <w:jc w:val="left"/>
+            </w:pPr>
+            <w:r>
+              <w:t xml:space="preserve">필러 등 의료기기의 디지털 표시 도입 논의</w:t>
+            </w:r>
+          </w:p>
+        </w:tc>
+        <w:tc>
+          <w:tcPr/>
+          <w:p>
+            <w:pPr>
+              <w:pStyle w:val="Compact"/>
+              <w:jc w:val="left"/>
+            </w:pPr>
+            <w:r>
+              <w:t xml:space="preserve">4부: 업계 회의에서 도입을 주장</w:t>
             </w:r>
           </w:p>
         </w:tc>
@@ -907,7 +908,25 @@
               <w:jc w:val="left"/>
             </w:pPr>
             <w:r>
-              <w:t xml:space="preserve">병행 수입, SNS 판매, 비의료인 시술</w:t>
+              <w:t xml:space="preserve">병행 수입, 텔레그램·SNS 판매, 비의료인</w:t>
+            </w:r>
+            <w:r>
+              <w:t xml:space="preserve"> </w:t>
+            </w:r>
+            <w:r>
+              <w:t xml:space="preserve">“</w:t>
+            </w:r>
+            <w:r>
+              <w:t xml:space="preserve">뷰티 마스터</w:t>
+            </w:r>
+            <w:r>
+              <w:t xml:space="preserve">”</w:t>
+            </w:r>
+            <w:r>
+              <w:t xml:space="preserve"> </w:t>
+            </w:r>
+            <w:r>
+              <w:t xml:space="preserve">시술</w:t>
             </w:r>
           </w:p>
         </w:tc>
@@ -937,31 +956,31 @@
                 <w:bCs/>
                 <w:b/>
               </w:rPr>
-              <w:t xml:space="preserve">환율</w:t>
-            </w:r>
-          </w:p>
-        </w:tc>
-        <w:tc>
-          <w:tcPr/>
-          <w:p>
-            <w:pPr>
-              <w:pStyle w:val="Compact"/>
-              <w:jc w:val="left"/>
-            </w:pPr>
-            <w:r>
-              <w:t xml:space="preserve">텡게 평가절하, 달러 결제 vs 텡게 가격</w:t>
-            </w:r>
-          </w:p>
-        </w:tc>
-        <w:tc>
-          <w:tcPr/>
-          <w:p>
-            <w:pPr>
-              <w:pStyle w:val="Compact"/>
-              <w:jc w:val="left"/>
-            </w:pPr>
-            <w:r>
-              <w:t xml:space="preserve">6부</w:t>
+              <w:t xml:space="preserve">지역 유통</w:t>
+            </w:r>
+          </w:p>
+        </w:tc>
+        <w:tc>
+          <w:tcPr/>
+          <w:p>
+            <w:pPr>
+              <w:pStyle w:val="Compact"/>
+              <w:jc w:val="left"/>
+            </w:pPr>
+            <w:r>
+              <w:t xml:space="preserve">콜드체인, 시간대, 지역 유통사 계약</w:t>
+            </w:r>
+          </w:p>
+        </w:tc>
+        <w:tc>
+          <w:tcPr/>
+          <w:p>
+            <w:pPr>
+              <w:pStyle w:val="Compact"/>
+              <w:jc w:val="left"/>
+            </w:pPr>
+            <w:r>
+              <w:t xml:space="preserve">5부</w:t>
             </w:r>
           </w:p>
         </w:tc>
@@ -979,37 +998,61 @@
                 <w:bCs/>
                 <w:b/>
               </w:rPr>
-              <w:t xml:space="preserve">제재 컴플라이언스</w:t>
-            </w:r>
-          </w:p>
-        </w:tc>
-        <w:tc>
-          <w:tcPr/>
-          <w:p>
-            <w:pPr>
-              <w:pStyle w:val="Compact"/>
-              <w:jc w:val="left"/>
-            </w:pPr>
-            <w:r>
-              <w:t xml:space="preserve">대량 주문</w:t>
-            </w:r>
-            <w:r>
-              <w:t xml:space="preserve"> </w:t>
-            </w:r>
-            <w:r>
-              <w:t xml:space="preserve">“</w:t>
-            </w:r>
-            <w:r>
-              <w:t xml:space="preserve">모스크바로 보낼 것</w:t>
-            </w:r>
-            <w:r>
-              <w:t xml:space="preserve">”</w:t>
-            </w:r>
-            <w:r>
-              <w:t xml:space="preserve"> </w:t>
-            </w:r>
-            <w:r>
-              <w:t xml:space="preserve">→ 재수출 위험 → 거절, 최종 사용자 확인 절차 수립</w:t>
+              <w:t xml:space="preserve">환율·결제</w:t>
+            </w:r>
+          </w:p>
+        </w:tc>
+        <w:tc>
+          <w:tcPr/>
+          <w:p>
+            <w:pPr>
+              <w:pStyle w:val="Compact"/>
+              <w:jc w:val="left"/>
+            </w:pPr>
+            <w:r>
+              <w:t xml:space="preserve">루블 급락, 외화 결제, 공급사 결제 조건</w:t>
+            </w:r>
+          </w:p>
+        </w:tc>
+        <w:tc>
+          <w:tcPr/>
+          <w:p>
+            <w:pPr>
+              <w:pStyle w:val="Compact"/>
+              <w:jc w:val="left"/>
+            </w:pPr>
+            <w:r>
+              <w:t xml:space="preserve">6부</w:t>
+            </w:r>
+          </w:p>
+        </w:tc>
+      </w:tr>
+      <w:tr>
+        <w:tc>
+          <w:tcPr/>
+          <w:p>
+            <w:pPr>
+              <w:pStyle w:val="Compact"/>
+              <w:jc w:val="left"/>
+            </w:pPr>
+            <w:r>
+              <w:rPr>
+                <w:bCs/>
+                <w:b/>
+              </w:rPr>
+              <w:t xml:space="preserve">컴플라이언스</w:t>
+            </w:r>
+          </w:p>
+        </w:tc>
+        <w:tc>
+          <w:tcPr/>
+          <w:p>
+            <w:pPr>
+              <w:pStyle w:val="Compact"/>
+              <w:jc w:val="left"/>
+            </w:pPr>
+            <w:r>
+              <w:t xml:space="preserve">공급사의 수출통제 확인·최종 사용자 확인서 / 미등록 제품 재라벨링 제안 거절</w:t>
             </w:r>
           </w:p>
         </w:tc>
@@ -1051,7 +1094,7 @@
               <w:jc w:val="left"/>
             </w:pPr>
             <w:r>
-              <w:t xml:space="preserve">세진이 생산, 모스트가 브랜드 소유. 등록 주체·책임 분담</w:t>
+              <w:t xml:space="preserve">세진이 생산, 모스트가 브랜드 소유. 등록 주체와 책임 분담</w:t>
             </w:r>
           </w:p>
         </w:tc>
@@ -1074,7 +1117,37 @@
         <w:pStyle w:val="BlockText"/>
       </w:pPr>
       <w:r>
-        <w:t xml:space="preserve">규정은 확인된 범위에서 일반적으로만 묘사하고, 세부 기한·조항은 집필 시점에 원문을 다시 확인한다. 회사·인물은 모두 가상.</w:t>
+        <w:t xml:space="preserve">등록 경과 기한(국가 규칙·EAEU)은 출처마다 다르고 최근 계속 연장되었으므로, 극 중에서는</w:t>
+      </w:r>
+      <w:r>
+        <w:t xml:space="preserve"> </w:t>
+      </w:r>
+      <w:r>
+        <w:t xml:space="preserve">“</w:t>
+      </w:r>
+      <w:r>
+        <w:t xml:space="preserve">경과 기간</w:t>
+      </w:r>
+      <w:r>
+        <w:t xml:space="preserve">”</w:t>
+      </w:r>
+      <w:r>
+        <w:t xml:space="preserve">으로만 쓰고 연도를 박지 않는다. 디지털 표시의 의무화 범위도 확정 전이라</w:t>
+      </w:r>
+      <w:r>
+        <w:t xml:space="preserve"> </w:t>
+      </w:r>
+      <w:r>
+        <w:t xml:space="preserve">“</w:t>
+      </w:r>
+      <w:r>
+        <w:t xml:space="preserve">도입 논의</w:t>
+      </w:r>
+      <w:r>
+        <w:t xml:space="preserve">”</w:t>
+      </w:r>
+      <w:r>
+        <w:t xml:space="preserve">로 묘사한다. 회사·인물은 모두 가상.</w:t>
       </w:r>
     </w:p>
     <w:bookmarkEnd w:id="22"/>
@@ -1186,19 +1259,19 @@
               <w:jc w:val="left"/>
             </w:pPr>
             <w:r>
-              <w:t xml:space="preserve">₸40M(약 $85K)</w:t>
-            </w:r>
-          </w:p>
-        </w:tc>
-        <w:tc>
-          <w:tcPr/>
-          <w:p>
-            <w:pPr>
-              <w:pStyle w:val="Compact"/>
-              <w:jc w:val="left"/>
-            </w:pPr>
-            <w:r>
-              <w:t xml:space="preserve">창업자 3인 + 빅토르 아버지의 차 매각</w:t>
+              <w:t xml:space="preserve">₽9M</w:t>
+            </w:r>
+          </w:p>
+        </w:tc>
+        <w:tc>
+          <w:tcPr/>
+          <w:p>
+            <w:pPr>
+              <w:pStyle w:val="Compact"/>
+              <w:jc w:val="left"/>
+            </w:pPr>
+            <w:r>
+              <w:t xml:space="preserve">창업자 3인 + 알렉세이의 모스크바 아파트 담보</w:t>
             </w:r>
           </w:p>
         </w:tc>
@@ -1286,19 +1359,19 @@
               <w:jc w:val="left"/>
             </w:pPr>
             <w:r>
-              <w:t xml:space="preserve">₸300M</w:t>
-            </w:r>
-          </w:p>
-        </w:tc>
-        <w:tc>
-          <w:tcPr/>
-          <w:p>
-            <w:pPr>
-              <w:pStyle w:val="Compact"/>
-              <w:jc w:val="left"/>
-            </w:pPr>
-            <w:r>
-              <w:t xml:space="preserve">알마티 가족 지주회사 Арман Нурланович</w:t>
+              <w:t xml:space="preserve">₽120M</w:t>
+            </w:r>
+          </w:p>
+        </w:tc>
+        <w:tc>
+          <w:tcPr/>
+          <w:p>
+            <w:pPr>
+              <w:pStyle w:val="Compact"/>
+              <w:jc w:val="left"/>
+            </w:pPr>
+            <w:r>
+              <w:t xml:space="preserve">가족 지주회사 보리스 이고레비치</w:t>
             </w:r>
           </w:p>
         </w:tc>
@@ -1324,19 +1397,19 @@
               <w:jc w:val="left"/>
             </w:pPr>
             <w:r>
-              <w:t xml:space="preserve">위기 대출</w:t>
-            </w:r>
-          </w:p>
-        </w:tc>
-        <w:tc>
-          <w:tcPr/>
-          <w:p>
-            <w:pPr>
-              <w:pStyle w:val="Compact"/>
-              <w:jc w:val="left"/>
-            </w:pPr>
-            <w:r>
-              <w:t xml:space="preserve">₸500M</w:t>
+              <w:t xml:space="preserve">위기 자금</w:t>
+            </w:r>
+          </w:p>
+        </w:tc>
+        <w:tc>
+          <w:tcPr/>
+          <w:p>
+            <w:pPr>
+              <w:pStyle w:val="Compact"/>
+              <w:jc w:val="left"/>
+            </w:pPr>
+            <w:r>
+              <w:t xml:space="preserve">₽200M</w:t>
             </w:r>
           </w:p>
         </w:tc>
@@ -1386,19 +1459,19 @@
               <w:jc w:val="left"/>
             </w:pPr>
             <w:r>
-              <w:t xml:space="preserve">$40M</w:t>
-            </w:r>
-          </w:p>
-        </w:tc>
-        <w:tc>
-          <w:tcPr/>
-          <w:p>
-            <w:pPr>
-              <w:pStyle w:val="Compact"/>
-              <w:jc w:val="left"/>
-            </w:pPr>
-            <w:r>
-              <w:t xml:space="preserve">다국적 유통사 «Евразия Фарм»</w:t>
+              <w:t xml:space="preserve">₽4bn</w:t>
+            </w:r>
+          </w:p>
+        </w:tc>
+        <w:tc>
+          <w:tcPr/>
+          <w:p>
+            <w:pPr>
+              <w:pStyle w:val="Compact"/>
+              <w:jc w:val="left"/>
+            </w:pPr>
+            <w:r>
+              <w:t xml:space="preserve">대형 유통사 «Северная Фарма»</w:t>
             </w:r>
           </w:p>
         </w:tc>
@@ -1444,10 +1517,10 @@
           <w:bCs/>
           <w:b/>
         </w:rPr>
-        <w:t xml:space="preserve">Виктор Ким</w:t>
-      </w:r>
-      <w:r>
-        <w:t xml:space="preserve">(34, VIKTOR) — 고려인 4세. 다국적 제약사 영업 담당 출신. 한국어는 할머니의 고려말 몇 마디뿐. 사람을 잘 믿고, 약속은 반드시 지킨다. 습관어 «Давайте по делу.»(본론으로 갑시다.)</w:t>
+        <w:t xml:space="preserve">Алексей Николаевич Воронцов</w:t>
+      </w:r>
+      <w:r>
+        <w:t xml:space="preserve">(34, ALEKSEY) — 툴라 출신, 모스크바 다국적 제약사 영업 10년. 사람을 잘 믿고 약속은 반드시 지킨다. 성급함이 약점. 습관어 «Давайте по делу.»(본론으로 갑시다.)</w:t>
       </w:r>
     </w:p>
     <w:p>
@@ -1463,10 +1536,10 @@
           <w:bCs/>
           <w:b/>
         </w:rPr>
-        <w:t xml:space="preserve">Айгерим Сейткали</w:t>
-      </w:r>
-      <w:r>
-        <w:t xml:space="preserve">(31, AIGERIM) — 카자흐인, 회계법인 감사 출신. 재무·통관. 숫자로 말하고, 현금 거래를 싫어함. 습관어 «Где документ?»(서류는요?)</w:t>
+        <w:t xml:space="preserve">Ирина Сергеевна Белова</w:t>
+      </w:r>
+      <w:r>
+        <w:t xml:space="preserve">(31, IRINA) — 회계법인 감사 출신, 재무·통관. 숫자로 말하고 현금 거래를 싫어함. 습관어 «Где документ?»(서류는요?)</w:t>
       </w:r>
     </w:p>
     <w:p>
@@ -1482,10 +1555,10 @@
           <w:bCs/>
           <w:b/>
         </w:rPr>
-        <w:t xml:space="preserve">Ольга Миронова</w:t>
-      </w:r>
-      <w:r>
-        <w:t xml:space="preserve">(45, OLGA) — 러시아계 카자흐스탄인, 제약사 등록 담당 20년. EAEU 등록의 달인. 냉소적이지만 정에 약함. 습관어 «Бумага всё стерпит, эксперт — нет.»(종이는 다 참지만, 심사관은 안 참아요.)</w:t>
+        <w:t xml:space="preserve">Ольга Петровна Миронова</w:t>
+      </w:r>
+      <w:r>
+        <w:t xml:space="preserve">(47, OLGA) — 제약사 등록 담당 20년. 등록의 달인. 냉소적이지만 정에 약함. 습관어 «Бумага всё стерпит, эксперт — нет.»(종이는 다 참지만, 심사관은 안 참아요.)</w:t>
       </w:r>
     </w:p>
     <w:bookmarkEnd w:id="25"/>
@@ -1514,7 +1587,7 @@
         <w:t xml:space="preserve">윤재호</w:t>
       </w:r>
       <w:r>
-        <w:t xml:space="preserve">(61, YUN) — 대표. 러시아어 못 함. 신중, 외상에 엄격.</w:t>
+        <w:t xml:space="preserve">(61, YUN) — 대표. 러시아어 못 함. 신중, 외상과 법규에 엄격.</w:t>
       </w:r>
     </w:p>
     <w:p>
@@ -1533,7 +1606,7 @@
         <w:t xml:space="preserve">박도윤</w:t>
       </w:r>
       <w:r>
-        <w:t xml:space="preserve">(33, DOYUN) — 해외영업 과장. 한국외대 러시아어과 + 상트페테르부르크 교환학생. 러시아어 유창. 빅토르의 친구이자 거울(러시아어를 하는 한국인 vs 한국어를 못 하는 고려인).</w:t>
+        <w:t xml:space="preserve">(33, DOYUN) — 해외영업 과장. 한국외대 러시아어과 + 상트페테르부르크 교환학생. 러시아어 유창. 알렉세이의 친구이자 통역. 알렉세이에게 한국어를 조금씩 가르침.</w:t>
       </w:r>
     </w:p>
     <w:p>
@@ -1552,7 +1625,7 @@
         <w:t xml:space="preserve">정소희</w:t>
       </w:r>
       <w:r>
-        <w:t xml:space="preserve">(42, SOHEE) — 품질·인허가 팀장. EAEU 기술문서 담당.</w:t>
+        <w:t xml:space="preserve">(42, SOHEE) — 품질·인허가 팀장. 러시아어 등록 서류 담당. 짧은 러시아어.</w:t>
       </w:r>
     </w:p>
     <w:bookmarkEnd w:id="26"/>
@@ -1578,10 +1651,10 @@
           <w:bCs/>
           <w:b/>
         </w:rPr>
-        <w:t xml:space="preserve">Анна Ким</w:t>
-      </w:r>
-      <w:r>
-        <w:t xml:space="preserve">(88, ANNA) — 빅토르의 할머니. 1937년 연해주에서 태어나 우슈토베로 이주한 가족 이야기. 고려말과 러시아어를 섞어 말함.</w:t>
+        <w:t xml:space="preserve">Вера Павловна Воронцова</w:t>
+      </w:r>
+      <w:r>
+        <w:t xml:space="preserve">(84, VERA) — 할머니. 툴라 근교 마을에서 40년간 펠드셰르(준의사). «Не навреди.» 회사 원칙의 출처.</w:t>
       </w:r>
     </w:p>
     <w:p>
@@ -1597,10 +1670,10 @@
           <w:bCs/>
           <w:b/>
         </w:rPr>
-        <w:t xml:space="preserve">Константин Ким</w:t>
-      </w:r>
-      <w:r>
-        <w:t xml:space="preserve">(62, KONSTANTIN) — 아버지, 택시 기사.</w:t>
+        <w:t xml:space="preserve">Николай Воронцов</w:t>
+      </w:r>
+      <w:r>
+        <w:t xml:space="preserve">(63, NIKOLAY) — 아버지. 문 닫은 툴라 기계공장 엔지니어 출신.</w:t>
       </w:r>
       <w:r>
         <w:t xml:space="preserve"> </w:t>
@@ -1609,10 +1682,28 @@
         <w:t xml:space="preserve">“</w:t>
       </w:r>
       <w:r>
-        <w:t xml:space="preserve">사업은 망해. 월급이 최고야.</w:t>
+        <w:t xml:space="preserve">월급이 최고야</w:t>
       </w:r>
       <w:r>
         <w:t xml:space="preserve">”</w:t>
+      </w:r>
+      <w:r>
+        <w:t xml:space="preserve">에서</w:t>
+      </w:r>
+      <w:r>
+        <w:t xml:space="preserve"> </w:t>
+      </w:r>
+      <w:r>
+        <w:t xml:space="preserve">“</w:t>
+      </w:r>
+      <w:r>
+        <w:t xml:space="preserve">자기 일을 해라</w:t>
+      </w:r>
+      <w:r>
+        <w:t xml:space="preserve">”</w:t>
+      </w:r>
+      <w:r>
+        <w:t xml:space="preserve">로 바뀜.</w:t>
       </w:r>
     </w:p>
     <w:p>
@@ -1628,10 +1719,10 @@
           <w:bCs/>
           <w:b/>
         </w:rPr>
-        <w:t xml:space="preserve">Др. Гульнара Абдрахманова</w:t>
-      </w:r>
-      <w:r>
-        <w:t xml:space="preserve">(52, GULNARA) — 알마티 피부과 클리닉 원장, 첫 KOL. 엄격한 교육자.</w:t>
+        <w:t xml:space="preserve">Др. Елена Викторовна Корнилова</w:t>
+      </w:r>
+      <w:r>
+        <w:t xml:space="preserve">(52, KORNILOVA) — 모스크바 파트리아르시 연못 근처 피부과 클리닉 원장, 첫 KOL. 엄격한 교육자.</w:t>
       </w:r>
     </w:p>
     <w:p>
@@ -1647,10 +1738,10 @@
           <w:bCs/>
           <w:b/>
         </w:rPr>
-        <w:t xml:space="preserve">Арман Нурланович Сатпаев</w:t>
-      </w:r>
-      <w:r>
-        <w:t xml:space="preserve">(64, ARMAN) — 가족 지주회사 회장. 3부 투자자. 관계와 체면의 사람.</w:t>
+        <w:t xml:space="preserve">Борис Игоревич Ланской</w:t>
+      </w:r>
+      <w:r>
+        <w:t xml:space="preserve">(64, BORIS) — 가족 지주회사 회장(건설에서 헬스케어로 확장). 3부 투자자. 관계와 의리의 사람.</w:t>
       </w:r>
     </w:p>
     <w:p>
@@ -1666,10 +1757,10 @@
           <w:bCs/>
           <w:b/>
         </w:rPr>
-        <w:t xml:space="preserve">Тимур Ахмедов</w:t>
-      </w:r>
-      <w:r>
-        <w:t xml:space="preserve">(29, TIMUR) — 첫 영업 직원(3부), 아스타나 출신.</w:t>
+        <w:t xml:space="preserve">Дмитрий Ковалёв</w:t>
+      </w:r>
+      <w:r>
+        <w:t xml:space="preserve">(29, DIMA) — 첫 영업 직원(3부), 야로슬라블 출신.</w:t>
       </w:r>
     </w:p>
     <w:p>
@@ -1685,10 +1776,29 @@
           <w:bCs/>
           <w:b/>
         </w:rPr>
-        <w:t xml:space="preserve">Нодира Юсупова</w:t>
-      </w:r>
-      <w:r>
-        <w:t xml:space="preserve">(36, NODIRA) — 5부 타슈켄트 파트너, 우즈베키스탄 고려인 공동체와 연결.</w:t>
+        <w:t xml:space="preserve">Марина Лебедева</w:t>
+      </w:r>
+      <w:r>
+        <w:t xml:space="preserve">(38, MARINA) — 5부 상트페테르부르크 지역 유통 파트너. 페테르부르크식 절제.</w:t>
+      </w:r>
+    </w:p>
+    <w:p>
+      <w:pPr>
+        <w:numPr>
+          <w:ilvl w:val="0"/>
+          <w:numId w:val="1005"/>
+        </w:numPr>
+        <w:pStyle w:val="Compact"/>
+      </w:pPr>
+      <w:r>
+        <w:rPr>
+          <w:bCs/>
+          <w:b/>
+        </w:rPr>
+        <w:t xml:space="preserve">Сергей Ткач</w:t>
+      </w:r>
+      <w:r>
+        <w:t xml:space="preserve">(45, TKACH) — 5부 블라디보스토크 파트너, 해운 물류 출신.</w:t>
       </w:r>
     </w:p>
     <w:bookmarkEnd w:id="27"/>
@@ -1717,7 +1827,7 @@
         <w:t xml:space="preserve">Сергей Волков</w:t>
       </w:r>
       <w:r>
-        <w:t xml:space="preserve">(50, VOLKOV) — 다국적 유통사 «Евразия Фарм» 지역 대표. 8부 인수 제안.</w:t>
+        <w:t xml:space="preserve">(50, VOLKOV) — 대형 유통사 «Северная Фарма» 대표. 8부 인수 제안.</w:t>
       </w:r>
     </w:p>
     <w:p>
@@ -1733,10 +1843,10 @@
           <w:bCs/>
           <w:b/>
         </w:rPr>
-        <w:t xml:space="preserve">Камила</w:t>
-      </w:r>
-      <w:r>
-        <w:t xml:space="preserve">(26, KAMILA) — 인스타그램</w:t>
+        <w:t xml:space="preserve">Кристина</w:t>
+      </w:r>
+      <w:r>
+        <w:t xml:space="preserve">(26, KRISTINA) — 텔레그램</w:t>
       </w:r>
       <w:r>
         <w:t xml:space="preserve"> </w:t>
@@ -1767,28 +1877,10 @@
           <w:bCs/>
           <w:b/>
         </w:rPr>
-        <w:t xml:space="preserve">Руслан</w:t>
-      </w:r>
-      <w:r>
-        <w:t xml:space="preserve">(40, RUSLAN) — 6부 대량 주문 고객.</w:t>
-      </w:r>
-      <w:r>
-        <w:t xml:space="preserve"> </w:t>
-      </w:r>
-      <w:r>
-        <w:t xml:space="preserve">“</w:t>
-      </w:r>
-      <w:r>
-        <w:t xml:space="preserve">모스크바로</w:t>
-      </w:r>
-      <w:r>
-        <w:t xml:space="preserve">”</w:t>
-      </w:r>
-      <w:r>
-        <w:t xml:space="preserve"> </w:t>
-      </w:r>
-      <w:r>
-        <w:t xml:space="preserve">재수출을 암시.</w:t>
+        <w:t xml:space="preserve">Глеб</w:t>
+      </w:r>
+      <w:r>
+        <w:t xml:space="preserve">(40, GLEB) — 6부: 미등록 저가 필러에 «Sejin» 라벨을 붙여 팔자고 제안하는 거래처.</w:t>
       </w:r>
     </w:p>
     <w:p>
@@ -1815,7 +1907,7 @@
         <w:pStyle w:val="BlockText"/>
       </w:pPr>
       <w:r>
-        <w:t xml:space="preserve">화자 태그는 ASCII 대문자 음역(VIKTOR, AIGERIM 등). 한국어 번역에서는 한글 이름.</w:t>
+        <w:t xml:space="preserve">화자 태그는 ASCII 대문자 음역(ALEKSEY, IRINA 등). 한국어 번역에서는 한글 이름.</w:t>
       </w:r>
     </w:p>
     <w:p>
@@ -2072,7 +2164,7 @@
         <w:t xml:space="preserve"> </w:t>
       </w:r>
       <w:r>
-        <w:t xml:space="preserve">① 핵심 표현 10 ② 비즈니스 컬처 노트(카자흐스탄·CIS·한국) ③ 실무 템플릿(письмо, протокол, договор 조항) ④ 긴 발화 분석 ⑤</w:t>
+        <w:t xml:space="preserve">① 핵심 표현 10 ② 비즈니스 컬처 노트(러시아–한국) ③ 실무 템플릿(деловое письмо, протокол встречи, пункт договора) ④ 긴 발화 분석 ⑤</w:t>
       </w:r>
       <w:r>
         <w:t xml:space="preserve"> </w:t>
@@ -2088,7 +2180,7 @@
         <w:t xml:space="preserve"> </w:t>
       </w:r>
       <w:r>
-        <w:t xml:space="preserve">— 그 화의 핵심 단어 5~8개의 강세 표시(예: догово́р)와 격 변화 한 가지.</w:t>
+        <w:t xml:space="preserve">— 그 화의 핵심 단어 5~8개의 강세(예: догово́р, звони́т)와 격 변화 한 가지.</w:t>
       </w:r>
     </w:p>
     <w:p>
@@ -2126,7 +2218,7 @@
         <w:t xml:space="preserve"> </w:t>
       </w:r>
       <w:r>
-        <w:t xml:space="preserve">처음엔 вы + 이름·부칭(Арман Нурланович). ты 전환 순간을 표기 정보에 기록.</w:t>
+        <w:t xml:space="preserve">처음엔 вы + 이름·부칭(Борис Игоревич). ты 전환 순간을 표기 정보에 기록(알렉세이–도윤 2부 7화, 알렉세이–올가 6부 12화 등).</w:t>
       </w:r>
     </w:p>
     <w:p>
@@ -2148,7 +2240,16 @@
         <w:t xml:space="preserve"> </w:t>
       </w:r>
       <w:r>
-        <w:t xml:space="preserve">도윤은 유창, 소희는 짧은 러시아어, 윤 대표의 말은 도윤이 통역. 할머니 안나의 고려말은 괄호 없이 그대로 쓰고 번역에서 설명.</w:t>
+        <w:t xml:space="preserve">도윤은 유창, 소희는 짧은 러시아어, 윤 대표의 말은 도윤이 통역(</w:t>
+      </w:r>
+      <w:r>
+        <w:rPr>
+          <w:rStyle w:val="VerbatimChar"/>
+        </w:rPr>
+        <w:t xml:space="preserve">DOYUN: Он говорит, что…</w:t>
+      </w:r>
+      <w:r>
+        <w:t xml:space="preserve">).</w:t>
       </w:r>
     </w:p>
     <w:bookmarkStart w:id="30" w:name="난이도-곡선"/>
@@ -2284,7 +2385,7 @@
               <w:jc w:val="left"/>
             </w:pPr>
             <w:r>
-              <w:t xml:space="preserve">생격·조격 활용, 공문 표현, 조건(«если…, то…»)</w:t>
+              <w:t xml:space="preserve">생격·조격, 공문 표현, 조건(«если…, то…»)</w:t>
             </w:r>
           </w:p>
         </w:tc>
@@ -2657,7 +2758,7 @@
               <w:jc w:val="left"/>
             </w:pPr>
             <w:r>
-              <w:t xml:space="preserve">제약사를 그만둔 빅토르가 원주의 세진바이오를 찾아가 첫 컨테이너를 외상으로 받아 온다.</w:t>
+              <w:t xml:space="preserve">제약사를 그만둔 알렉세이가 원주의 세진바이오를 찾아가 첫 컨테이너를 외상으로 받아 온다.</w:t>
             </w:r>
           </w:p>
         </w:tc>
@@ -2717,7 +2818,7 @@
               <w:jc w:val="left"/>
             </w:pPr>
             <w:r>
-              <w:t xml:space="preserve">올가가 이끄는 EAEU 등록 18개월. 번역, 시험, 공장 점검, 감정관의 질의.</w:t>
+              <w:t xml:space="preserve">올가가 이끄는 등록 18개월. 경로 선택, 번역, 시험, 공장 점검, 감정관의 질의.</w:t>
             </w:r>
           </w:p>
         </w:tc>
@@ -2777,7 +2878,7 @@
               <w:jc w:val="left"/>
             </w:pPr>
             <w:r>
-              <w:t xml:space="preserve">의사들을 설득하고, 교육센터를 열고, 현금 관행과 싸우며 첫 흑자. 투자자 아르만.</w:t>
+              <w:t xml:space="preserve">모스크바 의사들을 설득하고, 교육센터를 열고, 현금 관행과 싸우며 첫 흑자. 투자자 보리스.</w:t>
             </w:r>
           </w:p>
         </w:tc>
@@ -2837,7 +2938,22 @@
               <w:jc w:val="left"/>
             </w:pPr>
             <w:r>
-              <w:t xml:space="preserve">병행 수입과 위조품, 비의료인 시술 사고. 정품 추적과 교육으로 반격.</w:t>
+              <w:t xml:space="preserve">병행 수입과 위조품, 텔레그램</w:t>
+            </w:r>
+            <w:r>
+              <w:t xml:space="preserve"> </w:t>
+            </w:r>
+            <w:r>
+              <w:t xml:space="preserve">“</w:t>
+            </w:r>
+            <w:r>
+              <w:t xml:space="preserve">뷰티 마스터</w:t>
+            </w:r>
+            <w:r>
+              <w:t xml:space="preserve">”</w:t>
+            </w:r>
+            <w:r>
+              <w:t xml:space="preserve">의 시술 사고. 추적과 교육으로 반격.</w:t>
             </w:r>
           </w:p>
         </w:tc>
@@ -2867,13 +2983,13 @@
                 <w:bCs/>
                 <w:b/>
               </w:rPr>
-              <w:t xml:space="preserve">Регион</w:t>
+              <w:t xml:space="preserve">Регионы</w:t>
             </w:r>
             <w:r>
               <w:t xml:space="preserve"> </w:t>
             </w:r>
             <w:r>
-              <w:t xml:space="preserve">(지역)</w:t>
+              <w:t xml:space="preserve">(지방)</w:t>
             </w:r>
           </w:p>
         </w:tc>
@@ -2897,7 +3013,7 @@
               <w:jc w:val="left"/>
             </w:pPr>
             <w:r>
-              <w:t xml:space="preserve">키르기스스탄, 우즈베키스탄 진출. 타슈켄트 고려인 공동체, 별도 등록.</w:t>
+              <w:t xml:space="preserve">상트페테르부르크, 카잔, 예카테린부르크, 노보시비르스크, 블라디보스토크. 거리와 시간대와 콜드체인.</w:t>
             </w:r>
           </w:p>
         </w:tc>
@@ -2957,7 +3073,7 @@
               <w:jc w:val="left"/>
             </w:pPr>
             <w:r>
-              <w:t xml:space="preserve">텡게 평가절하, 가격·인력 위기. 재수출 유혹을 거절하고 컴플라이언스 체계를 세운다.</w:t>
+              <w:t xml:space="preserve">루블 급락, 결제 지연, 감원 압박. 미등록 제품 재라벨링 유혹을 거절한다.</w:t>
             </w:r>
           </w:p>
         </w:tc>
@@ -3017,7 +3133,7 @@
               <w:jc w:val="left"/>
             </w:pPr>
             <w:r>
-              <w:t xml:space="preserve">세진 위탁생산으로 자사 브랜드 «Степь» 출시. 공급사와 브랜드사 사이의 새 긴장.</w:t>
+              <w:t xml:space="preserve">세진 위탁생산으로 자사 브랜드 «Ладога» 출시. 공급사와 브랜드사 사이의 새 긴장. 할머니의 죽음.</w:t>
             </w:r>
           </w:p>
         </w:tc>
@@ -3077,7 +3193,7 @@
               <w:jc w:val="left"/>
             </w:pPr>
             <w:r>
-              <w:t xml:space="preserve">다국적 유통사의 인수 제안. 할머니의 고향을 찾아 한국에 간 빅토르의 선택.</w:t>
+              <w:t xml:space="preserve">대형 유통사의 인수 제안. 원주에서 윤 대표를 만나고 돌아온 알렉세이의 선택.</w:t>
             </w:r>
           </w:p>
         </w:tc>
@@ -3208,7 +3324,7 @@
               <w:jc w:val="left"/>
             </w:pPr>
             <w:r>
-              <w:t xml:space="preserve">알마티 제약사 사무실. 실적 압박 속 퇴사 결심.</w:t>
+              <w:t xml:space="preserve">모스크바 제약사 사무실. 실적 압박 속 퇴사 결심.</w:t>
             </w:r>
           </w:p>
         </w:tc>
@@ -3258,19 +3374,19 @@
               <w:jc w:val="left"/>
             </w:pPr>
             <w:r>
-              <w:t xml:space="preserve">할머니 안나의 집. 1937년 이야기, 한국 제품 아이디어.</w:t>
-            </w:r>
-          </w:p>
-        </w:tc>
-        <w:tc>
-          <w:tcPr/>
-          <w:p>
-            <w:pPr>
-              <w:pStyle w:val="Compact"/>
-              <w:jc w:val="left"/>
-            </w:pPr>
-            <w:r>
-              <w:t xml:space="preserve">«Расскажи ещё раз.»</w:t>
+              <w:t xml:space="preserve">툴라 근교 할머니 집. 시골 의사의 40년, «Не навреди.»</w:t>
+            </w:r>
+          </w:p>
+        </w:tc>
+        <w:tc>
+          <w:tcPr/>
+          <w:p>
+            <w:pPr>
+              <w:pStyle w:val="Compact"/>
+              <w:jc w:val="left"/>
+            </w:pPr>
+            <w:r>
+              <w:t xml:space="preserve">«Не навреди.»</w:t>
             </w:r>
           </w:p>
         </w:tc>
@@ -3296,19 +3412,19 @@
               <w:jc w:val="left"/>
             </w:pPr>
             <w:r>
-              <w:t xml:space="preserve">Айгерим</w:t>
-            </w:r>
-          </w:p>
-        </w:tc>
-        <w:tc>
-          <w:tcPr/>
-          <w:p>
-            <w:pPr>
-              <w:pStyle w:val="Compact"/>
-              <w:jc w:val="left"/>
-            </w:pPr>
-            <w:r>
-              <w:t xml:space="preserve">커피숍에서 감사 출신 아이게림 설득. 사업 계획 숫자.</w:t>
+              <w:t xml:space="preserve">Ирина</w:t>
+            </w:r>
+          </w:p>
+        </w:tc>
+        <w:tc>
+          <w:tcPr/>
+          <w:p>
+            <w:pPr>
+              <w:pStyle w:val="Compact"/>
+              <w:jc w:val="left"/>
+            </w:pPr>
+            <w:r>
+              <w:t xml:space="preserve">커피숍에서 감사 출신 이리나 설득. 사업 계획 숫자.</w:t>
             </w:r>
           </w:p>
         </w:tc>
@@ -3420,19 +3536,19 @@
               <w:jc w:val="left"/>
             </w:pPr>
             <w:r>
-              <w:t xml:space="preserve">알마티 클리닉 조사, 의사들의 불만(가짜, 교육 부족).</w:t>
-            </w:r>
-          </w:p>
-        </w:tc>
-        <w:tc>
-          <w:tcPr/>
-          <w:p>
-            <w:pPr>
-              <w:pStyle w:val="Compact"/>
-              <w:jc w:val="left"/>
-            </w:pPr>
-            <w:r>
-              <w:t xml:space="preserve">«Что вам не хватает?»</w:t>
+              <w:t xml:space="preserve">모스크바 클리닉 조사, 의사들의 불만(가짜, 교육 부족).</w:t>
+            </w:r>
+          </w:p>
+        </w:tc>
+        <w:tc>
+          <w:tcPr/>
+          <w:p>
+            <w:pPr>
+              <w:pStyle w:val="Compact"/>
+              <w:jc w:val="left"/>
+            </w:pPr>
+            <w:r>
+              <w:t xml:space="preserve">«Чего вам не хватает?»</w:t>
             </w:r>
           </w:p>
         </w:tc>
@@ -3570,19 +3686,19 @@
               <w:jc w:val="left"/>
             </w:pPr>
             <w:r>
-              <w:t xml:space="preserve">원주 저녁. 빅토르가 한국어를 못 하는 고려인임을 설명.</w:t>
-            </w:r>
-          </w:p>
-        </w:tc>
-        <w:tc>
-          <w:tcPr/>
-          <w:p>
-            <w:pPr>
-              <w:pStyle w:val="Compact"/>
-              <w:jc w:val="left"/>
-            </w:pPr>
-            <w:r>
-              <w:t xml:space="preserve">«Я кореец, но…»</w:t>
+              <w:t xml:space="preserve">원주 저녁, 소주와 건배 문화의 차이. 러시아식 긴 건배사.</w:t>
+            </w:r>
+          </w:p>
+        </w:tc>
+        <w:tc>
+          <w:tcPr/>
+          <w:p>
+            <w:pPr>
+              <w:pStyle w:val="Compact"/>
+              <w:jc w:val="left"/>
+            </w:pPr>
+            <w:r>
+              <w:t xml:space="preserve">«Давайте выпьем за…»</w:t>
             </w:r>
           </w:p>
         </w:tc>
@@ -3682,7 +3798,7 @@
               <w:jc w:val="left"/>
             </w:pPr>
             <w:r>
-              <w:t xml:space="preserve">회사 설립(ТОО), 지분 분배, 공동창업자 계약.</w:t>
+              <w:t xml:space="preserve">회사 설립(ООО), 지분, 공동창업자 계약.</w:t>
             </w:r>
           </w:p>
         </w:tc>
@@ -3732,7 +3848,7 @@
               <w:jc w:val="left"/>
             </w:pPr>
             <w:r>
-              <w:t xml:space="preserve">아버지 콘스탄틴의 반대, 차 매각.</w:t>
+              <w:t xml:space="preserve">아버지 니콜라이의 반대, 아파트 담보.</w:t>
             </w:r>
           </w:p>
         </w:tc>
@@ -3882,7 +3998,7 @@
               <w:jc w:val="left"/>
             </w:pPr>
             <w:r>
-              <w:t xml:space="preserve">윤 대표가 60일 외상 결정 — 할머니의 편지(도윤 번역).</w:t>
+              <w:t xml:space="preserve">윤 대표의 60일 외상 결정 — 할머니 이야기를 들은 뒤(도윤 통역).</w:t>
             </w:r>
           </w:p>
         </w:tc>
@@ -4047,31 +4163,31 @@
               <w:jc w:val="left"/>
             </w:pPr>
             <w:r>
-              <w:t xml:space="preserve">Правила ЕАЭС</w:t>
-            </w:r>
-          </w:p>
-        </w:tc>
-        <w:tc>
-          <w:tcPr/>
-          <w:p>
-            <w:pPr>
-              <w:pStyle w:val="Compact"/>
-              <w:jc w:val="left"/>
-            </w:pPr>
-            <w:r>
-              <w:t xml:space="preserve">EAEU 등록 규칙 설명, 기준국 선택.</w:t>
-            </w:r>
-          </w:p>
-        </w:tc>
-        <w:tc>
-          <w:tcPr/>
-          <w:p>
-            <w:pPr>
-              <w:pStyle w:val="Compact"/>
-              <w:jc w:val="left"/>
-            </w:pPr>
-            <w:r>
-              <w:t xml:space="preserve">«референтное государство»</w:t>
+              <w:t xml:space="preserve">Какой путь?</w:t>
+            </w:r>
+          </w:p>
+        </w:tc>
+        <w:tc>
+          <w:tcPr/>
+          <w:p>
+            <w:pPr>
+              <w:pStyle w:val="Compact"/>
+              <w:jc w:val="left"/>
+            </w:pPr>
+            <w:r>
+              <w:t xml:space="preserve">국가 규칙 vs EAEU 규칙, 경로 선택.</w:t>
+            </w:r>
+          </w:p>
+        </w:tc>
+        <w:tc>
+          <w:tcPr/>
+          <w:p>
+            <w:pPr>
+              <w:pStyle w:val="Compact"/>
+              <w:jc w:val="left"/>
+            </w:pPr>
+            <w:r>
+              <w:t xml:space="preserve">«по национальным правилам»</w:t>
             </w:r>
           </w:p>
         </w:tc>
@@ -4297,31 +4413,31 @@
               <w:jc w:val="left"/>
             </w:pPr>
             <w:r>
-              <w:t xml:space="preserve">Инспекция</w:t>
-            </w:r>
-          </w:p>
-        </w:tc>
-        <w:tc>
-          <w:tcPr/>
-          <w:p>
-            <w:pPr>
-              <w:pStyle w:val="Compact"/>
-              <w:jc w:val="left"/>
-            </w:pPr>
-            <w:r>
-              <w:t xml:space="preserve">원주 공장 점검 준비.</w:t>
-            </w:r>
-          </w:p>
-        </w:tc>
-        <w:tc>
-          <w:tcPr/>
-          <w:p>
-            <w:pPr>
-              <w:pStyle w:val="Compact"/>
-              <w:jc w:val="left"/>
-            </w:pPr>
-            <w:r>
-              <w:t xml:space="preserve">«инспектирование производства»</w:t>
+              <w:t xml:space="preserve">Склад</w:t>
+            </w:r>
+          </w:p>
+        </w:tc>
+        <w:tc>
+          <w:tcPr/>
+          <w:p>
+            <w:pPr>
+              <w:pStyle w:val="Compact"/>
+              <w:jc w:val="left"/>
+            </w:pPr>
+            <w:r>
+              <w:t xml:space="preserve">등록 대기 중 창고 보관비, 이리나의 경고.</w:t>
+            </w:r>
+          </w:p>
+        </w:tc>
+        <w:tc>
+          <w:tcPr/>
+          <w:p>
+            <w:pPr>
+              <w:pStyle w:val="Compact"/>
+              <w:jc w:val="left"/>
+            </w:pPr>
+            <w:r>
+              <w:t xml:space="preserve">«складские расходы»</w:t>
             </w:r>
           </w:p>
         </w:tc>
@@ -4359,7 +4475,7 @@
               <w:jc w:val="left"/>
             </w:pPr>
             <w:r>
-              <w:t xml:space="preserve">점검 당일, 통역의 어려움. 도윤이 ты로 전환.</w:t>
+              <w:t xml:space="preserve">원주 재방문, 품질 자료 보완. 도윤이 ты로 전환.</w:t>
             </w:r>
           </w:p>
         </w:tc>
@@ -4409,7 +4525,7 @@
               <w:jc w:val="left"/>
             </w:pPr>
             <w:r>
-              <w:t xml:space="preserve">현금 고갈, 컨테이너 창고비.</w:t>
+              <w:t xml:space="preserve">현금 고갈.</w:t>
             </w:r>
           </w:p>
         </w:tc>
@@ -4559,19 +4675,19 @@
               <w:jc w:val="left"/>
             </w:pPr>
             <w:r>
-              <w:t xml:space="preserve">라벨 카자흐어 표기 누락.</w:t>
-            </w:r>
-          </w:p>
-        </w:tc>
-        <w:tc>
-          <w:tcPr/>
-          <w:p>
-            <w:pPr>
-              <w:pStyle w:val="Compact"/>
-              <w:jc w:val="left"/>
-            </w:pPr>
-            <w:r>
-              <w:t xml:space="preserve">«маркировка»</w:t>
+              <w:t xml:space="preserve">사용설명서 번역 오류 발견.</w:t>
+            </w:r>
+          </w:p>
+        </w:tc>
+        <w:tc>
+          <w:tcPr/>
+          <w:p>
+            <w:pPr>
+              <w:pStyle w:val="Compact"/>
+              <w:jc w:val="left"/>
+            </w:pPr>
+            <w:r>
+              <w:t xml:space="preserve">«инструкция по применению»</w:t>
             </w:r>
           </w:p>
         </w:tc>
@@ -4659,7 +4775,7 @@
               <w:jc w:val="left"/>
             </w:pPr>
             <w:r>
-              <w:t xml:space="preserve">2차 질의, 정소희의 야근.</w:t>
+              <w:t xml:space="preserve">2차 질의, 소희의 야근.</w:t>
             </w:r>
           </w:p>
         </w:tc>
@@ -4759,7 +4875,7 @@
               <w:jc w:val="left"/>
             </w:pPr>
             <w:r>
-              <w:t xml:space="preserve">첫 판매. 굴나라 원장</w:t>
+              <w:t xml:space="preserve">첫 판매. 코르닐로바 원장</w:t>
             </w:r>
             <w:r>
               <w:t xml:space="preserve"> </w:t>
@@ -4889,19 +5005,19 @@
               <w:jc w:val="left"/>
             </w:pPr>
             <w:r>
-              <w:t xml:space="preserve">Гульнара</w:t>
-            </w:r>
-          </w:p>
-        </w:tc>
-        <w:tc>
-          <w:tcPr/>
-          <w:p>
-            <w:pPr>
-              <w:pStyle w:val="Compact"/>
-              <w:jc w:val="left"/>
-            </w:pPr>
-            <w:r>
-              <w:t xml:space="preserve">굴나라 원장의 교육 조건.</w:t>
+              <w:t xml:space="preserve">Корнилова</w:t>
+            </w:r>
+          </w:p>
+        </w:tc>
+        <w:tc>
+          <w:tcPr/>
+          <w:p>
+            <w:pPr>
+              <w:pStyle w:val="Compact"/>
+              <w:jc w:val="left"/>
+            </w:pPr>
+            <w:r>
+              <w:t xml:space="preserve">코르닐로바 원장의 교육 조건.</w:t>
             </w:r>
           </w:p>
         </w:tc>
@@ -4989,7 +5105,7 @@
               <w:jc w:val="left"/>
             </w:pPr>
             <w:r>
-              <w:t xml:space="preserve">Тимур</w:t>
+              <w:t xml:space="preserve">Дима</w:t>
             </w:r>
           </w:p>
         </w:tc>
@@ -5089,19 +5205,19 @@
               <w:jc w:val="left"/>
             </w:pPr>
             <w:r>
-              <w:t xml:space="preserve">Астана</w:t>
-            </w:r>
-          </w:p>
-        </w:tc>
-        <w:tc>
-          <w:tcPr/>
-          <w:p>
-            <w:pPr>
-              <w:pStyle w:val="Compact"/>
-              <w:jc w:val="left"/>
-            </w:pPr>
-            <w:r>
-              <w:t xml:space="preserve">수도 진출, 관료적 클리닉.</w:t>
+              <w:t xml:space="preserve">Рублёвка</w:t>
+            </w:r>
+          </w:p>
+        </w:tc>
+        <w:tc>
+          <w:tcPr/>
+          <w:p>
+            <w:pPr>
+              <w:pStyle w:val="Compact"/>
+              <w:jc w:val="left"/>
+            </w:pPr>
+            <w:r>
+              <w:t xml:space="preserve">고급 클리닉 체인, 결정권자 찾기.</w:t>
             </w:r>
           </w:p>
         </w:tc>
@@ -5201,7 +5317,7 @@
               <w:jc w:val="left"/>
             </w:pPr>
             <w:r>
-              <w:t xml:space="preserve">학회 발표, 첫 KOL 연설.</w:t>
+              <w:t xml:space="preserve">모스크바 학회 발표, 첫 KOL 연설.</w:t>
             </w:r>
           </w:p>
         </w:tc>
@@ -5239,7 +5355,7 @@
               <w:jc w:val="left"/>
             </w:pPr>
             <w:r>
-              <w:t xml:space="preserve">Отзыв</w:t>
+              <w:t xml:space="preserve">Претензия</w:t>
             </w:r>
           </w:p>
         </w:tc>
@@ -5289,31 +5405,31 @@
               <w:jc w:val="left"/>
             </w:pPr>
             <w:r>
-              <w:t xml:space="preserve">Арман</w:t>
-            </w:r>
-          </w:p>
-        </w:tc>
-        <w:tc>
-          <w:tcPr/>
-          <w:p>
-            <w:pPr>
-              <w:pStyle w:val="Compact"/>
-              <w:jc w:val="left"/>
-            </w:pPr>
-            <w:r>
-              <w:t xml:space="preserve">투자자 아르만과 첫 만남, 동양식 환대.</w:t>
-            </w:r>
-          </w:p>
-        </w:tc>
-        <w:tc>
-          <w:tcPr/>
-          <w:p>
-            <w:pPr>
-              <w:pStyle w:val="Compact"/>
-              <w:jc w:val="left"/>
-            </w:pPr>
-            <w:r>
-              <w:t xml:space="preserve">«Арман Нурланович»</w:t>
+              <w:t xml:space="preserve">Борис Игоревич</w:t>
+            </w:r>
+          </w:p>
+        </w:tc>
+        <w:tc>
+          <w:tcPr/>
+          <w:p>
+            <w:pPr>
+              <w:pStyle w:val="Compact"/>
+              <w:jc w:val="left"/>
+            </w:pPr>
+            <w:r>
+              <w:t xml:space="preserve">투자자 보리스와 첫 만남, 다차(별장) 초대.</w:t>
+            </w:r>
+          </w:p>
+        </w:tc>
+        <w:tc>
+          <w:tcPr/>
+          <w:p>
+            <w:pPr>
+              <w:pStyle w:val="Compact"/>
+              <w:jc w:val="left"/>
+            </w:pPr>
+            <w:r>
+              <w:t xml:space="preserve">«Борис Игоревич»</w:t>
             </w:r>
           </w:p>
         </w:tc>
@@ -5339,31 +5455,31 @@
               <w:jc w:val="left"/>
             </w:pPr>
             <w:r>
-              <w:t xml:space="preserve">Той</w:t>
-            </w:r>
-          </w:p>
-        </w:tc>
-        <w:tc>
-          <w:tcPr/>
-          <w:p>
-            <w:pPr>
-              <w:pStyle w:val="Compact"/>
-              <w:jc w:val="left"/>
-            </w:pPr>
-            <w:r>
-              <w:t xml:space="preserve">아르만 가문 잔치(той) 초대, 관계의 의미.</w:t>
-            </w:r>
-          </w:p>
-        </w:tc>
-        <w:tc>
-          <w:tcPr/>
-          <w:p>
-            <w:pPr>
-              <w:pStyle w:val="Compact"/>
-              <w:jc w:val="left"/>
-            </w:pPr>
-            <w:r>
-              <w:t xml:space="preserve">«тост»</w:t>
+              <w:t xml:space="preserve">Баня</w:t>
+            </w:r>
+          </w:p>
+        </w:tc>
+        <w:tc>
+          <w:tcPr/>
+          <w:p>
+            <w:pPr>
+              <w:pStyle w:val="Compact"/>
+              <w:jc w:val="left"/>
+            </w:pPr>
+            <w:r>
+              <w:t xml:space="preserve">사우나(바냐) 협상, 관계의 의미.</w:t>
+            </w:r>
+          </w:p>
+        </w:tc>
+        <w:tc>
+          <w:tcPr/>
+          <w:p>
+            <w:pPr>
+              <w:pStyle w:val="Compact"/>
+              <w:jc w:val="left"/>
+            </w:pPr>
+            <w:r>
+              <w:t xml:space="preserve">«по-человечески»</w:t>
             </w:r>
           </w:p>
         </w:tc>
@@ -5389,19 +5505,19 @@
               <w:jc w:val="left"/>
             </w:pPr>
             <w:r>
-              <w:t xml:space="preserve">Условия Армана</w:t>
-            </w:r>
-          </w:p>
-        </w:tc>
-        <w:tc>
-          <w:tcPr/>
-          <w:p>
-            <w:pPr>
-              <w:pStyle w:val="Compact"/>
-              <w:jc w:val="left"/>
-            </w:pPr>
-            <w:r>
-              <w:t xml:space="preserve">투자 조건: 이사회, 친척 채용 요구.</w:t>
+              <w:t xml:space="preserve">Условия Бориса</w:t>
+            </w:r>
+          </w:p>
+        </w:tc>
+        <w:tc>
+          <w:tcPr/>
+          <w:p>
+            <w:pPr>
+              <w:pStyle w:val="Compact"/>
+              <w:jc w:val="left"/>
+            </w:pPr>
+            <w:r>
+              <w:t xml:space="preserve">투자 조건: 이사회, 조카 채용 요구.</w:t>
             </w:r>
           </w:p>
         </w:tc>
@@ -5439,7 +5555,7 @@
               <w:jc w:val="left"/>
             </w:pPr>
             <w:r>
-              <w:t xml:space="preserve">Отказ родственнику</w:t>
+              <w:t xml:space="preserve">Отказ племяннику</w:t>
             </w:r>
           </w:p>
         </w:tc>
@@ -5589,19 +5705,19 @@
               <w:jc w:val="left"/>
             </w:pPr>
             <w:r>
-              <w:t xml:space="preserve">Инстаграм</w:t>
-            </w:r>
-          </w:p>
-        </w:tc>
-        <w:tc>
-          <w:tcPr/>
-          <w:p>
-            <w:pPr>
-              <w:pStyle w:val="Compact"/>
-              <w:jc w:val="left"/>
-            </w:pPr>
-            <w:r>
-              <w:t xml:space="preserve">인스타그램에서 반값 «Sejin Fill» 발견(→4부).</w:t>
+              <w:t xml:space="preserve">Телеграм</w:t>
+            </w:r>
+          </w:p>
+        </w:tc>
+        <w:tc>
+          <w:tcPr/>
+          <w:p>
+            <w:pPr>
+              <w:pStyle w:val="Compact"/>
+              <w:jc w:val="left"/>
+            </w:pPr>
+            <w:r>
+              <w:t xml:space="preserve">텔레그램에서 반값 «Sejin Fill» 발견(→4부).</w:t>
             </w:r>
           </w:p>
         </w:tc>
@@ -5716,7 +5832,7 @@
               <w:jc w:val="left"/>
             </w:pPr>
             <w:r>
-              <w:t xml:space="preserve">Камила</w:t>
+              <w:t xml:space="preserve">Кристина</w:t>
             </w:r>
           </w:p>
         </w:tc>
@@ -5746,7 +5862,7 @@
               <w:t xml:space="preserve"> </w:t>
             </w:r>
             <w:r>
-              <w:t xml:space="preserve">카밀라의 판매·시술.</w:t>
+              <w:t xml:space="preserve">크리스티나의 판매·시술.</w:t>
             </w:r>
           </w:p>
         </w:tc>
@@ -5846,7 +5962,7 @@
               <w:jc w:val="left"/>
             </w:pPr>
             <w:r>
-              <w:t xml:space="preserve">시술 사고 환자, 굴나라의 응급 처치.</w:t>
+              <w:t xml:space="preserve">시술 사고 환자, 코르닐로바의 응급 처치.</w:t>
             </w:r>
           </w:p>
         </w:tc>
@@ -5934,7 +6050,7 @@
               <w:jc w:val="left"/>
             </w:pPr>
             <w:r>
-              <w:t xml:space="preserve">Полиция?</w:t>
+              <w:t xml:space="preserve">Юрист</w:t>
             </w:r>
           </w:p>
         </w:tc>
@@ -6046,7 +6162,7 @@
               <w:jc w:val="left"/>
             </w:pPr>
             <w:r>
-              <w:t xml:space="preserve">카밀라와 라이브 대면.</w:t>
+              <w:t xml:space="preserve">크리스티나와 라이브 대면.</w:t>
             </w:r>
           </w:p>
         </w:tc>
@@ -6084,19 +6200,19 @@
               <w:jc w:val="left"/>
             </w:pPr>
             <w:r>
-              <w:t xml:space="preserve">Отслеживание</w:t>
-            </w:r>
-          </w:p>
-        </w:tc>
-        <w:tc>
-          <w:tcPr/>
-          <w:p>
-            <w:pPr>
-              <w:pStyle w:val="Compact"/>
-              <w:jc w:val="left"/>
-            </w:pPr>
-            <w:r>
-              <w:t xml:space="preserve">정품 추적 앱 도입(세진 협력).</w:t>
+              <w:t xml:space="preserve">Прослеживаемость</w:t>
+            </w:r>
+          </w:p>
+        </w:tc>
+        <w:tc>
+          <w:tcPr/>
+          <w:p>
+            <w:pPr>
+              <w:pStyle w:val="Compact"/>
+              <w:jc w:val="left"/>
+            </w:pPr>
+            <w:r>
+              <w:t xml:space="preserve">정품 확인 앱 도입(세진 협력).</w:t>
             </w:r>
           </w:p>
         </w:tc>
@@ -6184,31 +6300,31 @@
               <w:jc w:val="left"/>
             </w:pPr>
             <w:r>
-              <w:t xml:space="preserve">Минздрав</w:t>
-            </w:r>
-          </w:p>
-        </w:tc>
-        <w:tc>
-          <w:tcPr/>
-          <w:p>
-            <w:pPr>
-              <w:pStyle w:val="Compact"/>
-              <w:jc w:val="left"/>
-            </w:pPr>
-            <w:r>
-              <w:t xml:space="preserve">보건당국 회의, 시술 자격 논의.</w:t>
-            </w:r>
-          </w:p>
-        </w:tc>
-        <w:tc>
-          <w:tcPr/>
-          <w:p>
-            <w:pPr>
-              <w:pStyle w:val="Compact"/>
-              <w:jc w:val="left"/>
-            </w:pPr>
-            <w:r>
-              <w:t xml:space="preserve">«лицензия»</w:t>
+              <w:t xml:space="preserve">Отраслевой круглый стол</w:t>
+            </w:r>
+          </w:p>
+        </w:tc>
+        <w:tc>
+          <w:tcPr/>
+          <w:p>
+            <w:pPr>
+              <w:pStyle w:val="Compact"/>
+              <w:jc w:val="left"/>
+            </w:pPr>
+            <w:r>
+              <w:t xml:space="preserve">업계 원탁회의, 디지털 표시 도입 주장.</w:t>
+            </w:r>
+          </w:p>
+        </w:tc>
+        <w:tc>
+          <w:tcPr/>
+          <w:p>
+            <w:pPr>
+              <w:pStyle w:val="Compact"/>
+              <w:jc w:val="left"/>
+            </w:pPr>
+            <w:r>
+              <w:t xml:space="preserve">«маркировка»</w:t>
             </w:r>
           </w:p>
         </w:tc>
@@ -6234,19 +6350,19 @@
               <w:jc w:val="left"/>
             </w:pPr>
             <w:r>
-              <w:t xml:space="preserve">Камила звонит</w:t>
-            </w:r>
-          </w:p>
-        </w:tc>
-        <w:tc>
-          <w:tcPr/>
-          <w:p>
-            <w:pPr>
-              <w:pStyle w:val="Compact"/>
-              <w:jc w:val="left"/>
-            </w:pPr>
-            <w:r>
-              <w:t xml:space="preserve">카밀라가 피해자들과 함께 도움 요청.</w:t>
+              <w:t xml:space="preserve">Кристина звонит</w:t>
+            </w:r>
+          </w:p>
+        </w:tc>
+        <w:tc>
+          <w:tcPr/>
+          <w:p>
+            <w:pPr>
+              <w:pStyle w:val="Compact"/>
+              <w:jc w:val="left"/>
+            </w:pPr>
+            <w:r>
+              <w:t xml:space="preserve">크리스티나가 피해자들과 함께 도움 요청.</w:t>
             </w:r>
           </w:p>
         </w:tc>
@@ -6296,7 +6412,7 @@
               <w:jc w:val="left"/>
             </w:pPr>
             <w:r>
-              <w:t xml:space="preserve">면허 의료인 대상 교육 확대.</w:t>
+              <w:t xml:space="preserve">의사 대상 교육 확대.</w:t>
             </w:r>
           </w:p>
         </w:tc>
@@ -6434,19 +6550,19 @@
               <w:jc w:val="left"/>
             </w:pPr>
             <w:r>
-              <w:t xml:space="preserve">Бишкек</w:t>
-            </w:r>
-          </w:p>
-        </w:tc>
-        <w:tc>
-          <w:tcPr/>
-          <w:p>
-            <w:pPr>
-              <w:pStyle w:val="Compact"/>
-              <w:jc w:val="left"/>
-            </w:pPr>
-            <w:r>
-              <w:t xml:space="preserve">키르기스스탄 클리닉의 문의(→5부).</w:t>
+              <w:t xml:space="preserve">Питер звонит</w:t>
+            </w:r>
+          </w:p>
+        </w:tc>
+        <w:tc>
+          <w:tcPr/>
+          <w:p>
+            <w:pPr>
+              <w:pStyle w:val="Compact"/>
+              <w:jc w:val="left"/>
+            </w:pPr>
+            <w:r>
+              <w:t xml:space="preserve">상트페테르부르크 마리나의 문의(→5부).</w:t>
             </w:r>
           </w:p>
         </w:tc>
@@ -6465,13 +6581,13 @@
       </w:tr>
     </w:tbl>
     <w:bookmarkEnd w:id="36"/>
-    <w:bookmarkStart w:id="37" w:name="부-регион-지역-b2-год-45"/>
+    <w:bookmarkStart w:id="37" w:name="부-регионы-지방-b2-год-45"/>
     <w:p>
       <w:pPr>
         <w:pStyle w:val="Heading3"/>
       </w:pPr>
       <w:r>
-        <w:t xml:space="preserve">5부 — Регион (지역) · B2+ · Год 4~5</w:t>
+        <w:t xml:space="preserve">5부 — Регионы (지방) · B2+ · Год 4~5</w:t>
       </w:r>
     </w:p>
     <w:tbl>
@@ -6573,7 +6689,7 @@
               <w:jc w:val="left"/>
             </w:pPr>
             <w:r>
-              <w:t xml:space="preserve">지역 확장 전략. EAEU 안(키르기스스탄)과 밖(우즈베키스탄).</w:t>
+              <w:t xml:space="preserve">지역 확장 전략, 시간대 11개.</w:t>
             </w:r>
           </w:p>
         </w:tc>
@@ -6611,31 +6727,31 @@
               <w:jc w:val="left"/>
             </w:pPr>
             <w:r>
-              <w:t xml:space="preserve">Бишкек</w:t>
-            </w:r>
-          </w:p>
-        </w:tc>
-        <w:tc>
-          <w:tcPr/>
-          <w:p>
-            <w:pPr>
-              <w:pStyle w:val="Compact"/>
-              <w:jc w:val="left"/>
-            </w:pPr>
-            <w:r>
-              <w:t xml:space="preserve">비슈케크 파트너, 같은 등록증으로 판매.</w:t>
-            </w:r>
-          </w:p>
-        </w:tc>
-        <w:tc>
-          <w:tcPr/>
-          <w:p>
-            <w:pPr>
-              <w:pStyle w:val="Compact"/>
-              <w:jc w:val="left"/>
-            </w:pPr>
-            <w:r>
-              <w:t xml:space="preserve">«общий рынок»</w:t>
+              <w:t xml:space="preserve">Питер</w:t>
+            </w:r>
+          </w:p>
+        </w:tc>
+        <w:tc>
+          <w:tcPr/>
+          <w:p>
+            <w:pPr>
+              <w:pStyle w:val="Compact"/>
+              <w:jc w:val="left"/>
+            </w:pPr>
+            <w:r>
+              <w:t xml:space="preserve">상트페테르부르크, 마리나와 유통 계약.</w:t>
+            </w:r>
+          </w:p>
+        </w:tc>
+        <w:tc>
+          <w:tcPr/>
+          <w:p>
+            <w:pPr>
+              <w:pStyle w:val="Compact"/>
+              <w:jc w:val="left"/>
+            </w:pPr>
+            <w:r>
+              <w:t xml:space="preserve">«эксклюзив на территории»</w:t>
             </w:r>
           </w:p>
         </w:tc>
@@ -6661,31 +6777,31 @@
               <w:jc w:val="left"/>
             </w:pPr>
             <w:r>
-              <w:t xml:space="preserve">Ташкент</w:t>
-            </w:r>
-          </w:p>
-        </w:tc>
-        <w:tc>
-          <w:tcPr/>
-          <w:p>
-            <w:pPr>
-              <w:pStyle w:val="Compact"/>
-              <w:jc w:val="left"/>
-            </w:pPr>
-            <w:r>
-              <w:t xml:space="preserve">타슈켄트, 별도 등록 필요.</w:t>
-            </w:r>
-          </w:p>
-        </w:tc>
-        <w:tc>
-          <w:tcPr/>
-          <w:p>
-            <w:pPr>
-              <w:pStyle w:val="Compact"/>
-              <w:jc w:val="left"/>
-            </w:pPr>
-            <w:r>
-              <w:t xml:space="preserve">«национальная регистрация»</w:t>
+              <w:t xml:space="preserve">Москва и Питер</w:t>
+            </w:r>
+          </w:p>
+        </w:tc>
+        <w:tc>
+          <w:tcPr/>
+          <w:p>
+            <w:pPr>
+              <w:pStyle w:val="Compact"/>
+              <w:jc w:val="left"/>
+            </w:pPr>
+            <w:r>
+              <w:t xml:space="preserve">두 도시의 비즈니스 문화 차이.</w:t>
+            </w:r>
+          </w:p>
+        </w:tc>
+        <w:tc>
+          <w:tcPr/>
+          <w:p>
+            <w:pPr>
+              <w:pStyle w:val="Compact"/>
+              <w:jc w:val="left"/>
+            </w:pPr>
+            <w:r>
+              <w:t xml:space="preserve">«В Питере так не принято.»</w:t>
             </w:r>
           </w:p>
         </w:tc>
@@ -6711,31 +6827,31 @@
               <w:jc w:val="left"/>
             </w:pPr>
             <w:r>
-              <w:t xml:space="preserve">Нодира</w:t>
-            </w:r>
-          </w:p>
-        </w:tc>
-        <w:tc>
-          <w:tcPr/>
-          <w:p>
-            <w:pPr>
-              <w:pStyle w:val="Compact"/>
-              <w:jc w:val="left"/>
-            </w:pPr>
-            <w:r>
-              <w:t xml:space="preserve">우즈베키스탄 고려인 파트너 노디라.</w:t>
-            </w:r>
-          </w:p>
-        </w:tc>
-        <w:tc>
-          <w:tcPr/>
-          <w:p>
-            <w:pPr>
-              <w:pStyle w:val="Compact"/>
-              <w:jc w:val="left"/>
-            </w:pPr>
-            <w:r>
-              <w:t xml:space="preserve">«Мы с вами одной крови?»</w:t>
+              <w:t xml:space="preserve">Казань</w:t>
+            </w:r>
+          </w:p>
+        </w:tc>
+        <w:tc>
+          <w:tcPr/>
+          <w:p>
+            <w:pPr>
+              <w:pStyle w:val="Compact"/>
+              <w:jc w:val="left"/>
+            </w:pPr>
+            <w:r>
+              <w:t xml:space="preserve">카잔 클리닉들, 다민족 도시의 영업.</w:t>
+            </w:r>
+          </w:p>
+        </w:tc>
+        <w:tc>
+          <w:tcPr/>
+          <w:p>
+            <w:pPr>
+              <w:pStyle w:val="Compact"/>
+              <w:jc w:val="left"/>
+            </w:pPr>
+            <w:r>
+              <w:t xml:space="preserve">«Добро пожаловать!»</w:t>
             </w:r>
           </w:p>
         </w:tc>
@@ -6761,31 +6877,31 @@
               <w:jc w:val="left"/>
             </w:pPr>
             <w:r>
-              <w:t xml:space="preserve">Плов</w:t>
-            </w:r>
-          </w:p>
-        </w:tc>
-        <w:tc>
-          <w:tcPr/>
-          <w:p>
-            <w:pPr>
-              <w:pStyle w:val="Compact"/>
-              <w:jc w:val="left"/>
-            </w:pPr>
-            <w:r>
-              <w:t xml:space="preserve">플롭 식사 협상, 우즈벡 환대.</w:t>
-            </w:r>
-          </w:p>
-        </w:tc>
-        <w:tc>
-          <w:tcPr/>
-          <w:p>
-            <w:pPr>
-              <w:pStyle w:val="Compact"/>
-              <w:jc w:val="left"/>
-            </w:pPr>
-            <w:r>
-              <w:t xml:space="preserve">«Угощайтесь.»</w:t>
+              <w:t xml:space="preserve">Холодовая цепь</w:t>
+            </w:r>
+          </w:p>
+        </w:tc>
+        <w:tc>
+          <w:tcPr/>
+          <w:p>
+            <w:pPr>
+              <w:pStyle w:val="Compact"/>
+              <w:jc w:val="left"/>
+            </w:pPr>
+            <w:r>
+              <w:t xml:space="preserve">콜드체인, 겨울 물류.</w:t>
+            </w:r>
+          </w:p>
+        </w:tc>
+        <w:tc>
+          <w:tcPr/>
+          <w:p>
+            <w:pPr>
+              <w:pStyle w:val="Compact"/>
+              <w:jc w:val="left"/>
+            </w:pPr>
+            <w:r>
+              <w:t xml:space="preserve">«холодовая цепь»</w:t>
             </w:r>
           </w:p>
         </w:tc>
@@ -6811,31 +6927,31 @@
               <w:jc w:val="left"/>
             </w:pPr>
             <w:r>
-              <w:t xml:space="preserve">Склад</w:t>
-            </w:r>
-          </w:p>
-        </w:tc>
-        <w:tc>
-          <w:tcPr/>
-          <w:p>
-            <w:pPr>
-              <w:pStyle w:val="Compact"/>
-              <w:jc w:val="left"/>
-            </w:pPr>
-            <w:r>
-              <w:t xml:space="preserve">지역 물류 창고, 온도 관리.</w:t>
-            </w:r>
-          </w:p>
-        </w:tc>
-        <w:tc>
-          <w:tcPr/>
-          <w:p>
-            <w:pPr>
-              <w:pStyle w:val="Compact"/>
-              <w:jc w:val="left"/>
-            </w:pPr>
-            <w:r>
-              <w:t xml:space="preserve">«холодовая цепь»</w:t>
+              <w:t xml:space="preserve">Екатеринбург</w:t>
+            </w:r>
+          </w:p>
+        </w:tc>
+        <w:tc>
+          <w:tcPr/>
+          <w:p>
+            <w:pPr>
+              <w:pStyle w:val="Compact"/>
+              <w:jc w:val="left"/>
+            </w:pPr>
+            <w:r>
+              <w:t xml:space="preserve">우랄 지역 유통사 선정.</w:t>
+            </w:r>
+          </w:p>
+        </w:tc>
+        <w:tc>
+          <w:tcPr/>
+          <w:p>
+            <w:pPr>
+              <w:pStyle w:val="Compact"/>
+              <w:jc w:val="left"/>
+            </w:pPr>
+            <w:r>
+              <w:t xml:space="preserve">«дистрибьютор»</w:t>
             </w:r>
           </w:p>
         </w:tc>
@@ -6861,31 +6977,31 @@
               <w:jc w:val="left"/>
             </w:pPr>
             <w:r>
-              <w:t xml:space="preserve">Дистрибьюторский договор</w:t>
-            </w:r>
-          </w:p>
-        </w:tc>
-        <w:tc>
-          <w:tcPr/>
-          <w:p>
-            <w:pPr>
-              <w:pStyle w:val="Compact"/>
-              <w:jc w:val="left"/>
-            </w:pPr>
-            <w:r>
-              <w:t xml:space="preserve">유통 계약 조항.</w:t>
-            </w:r>
-          </w:p>
-        </w:tc>
-        <w:tc>
-          <w:tcPr/>
-          <w:p>
-            <w:pPr>
-              <w:pStyle w:val="Compact"/>
-              <w:jc w:val="left"/>
-            </w:pPr>
-            <w:r>
-              <w:t xml:space="preserve">«эксклюзив на территории»</w:t>
+              <w:t xml:space="preserve">Новосибирск</w:t>
+            </w:r>
+          </w:p>
+        </w:tc>
+        <w:tc>
+          <w:tcPr/>
+          <w:p>
+            <w:pPr>
+              <w:pStyle w:val="Compact"/>
+              <w:jc w:val="left"/>
+            </w:pPr>
+            <w:r>
+              <w:t xml:space="preserve">시베리아 학회, 장거리 출장.</w:t>
+            </w:r>
+          </w:p>
+        </w:tc>
+        <w:tc>
+          <w:tcPr/>
+          <w:p>
+            <w:pPr>
+              <w:pStyle w:val="Compact"/>
+              <w:jc w:val="left"/>
+            </w:pPr>
+            <w:r>
+              <w:t xml:space="preserve">«командировка»</w:t>
             </w:r>
           </w:p>
         </w:tc>
@@ -6911,31 +7027,31 @@
               <w:jc w:val="left"/>
             </w:pPr>
             <w:r>
-              <w:t xml:space="preserve">Культура</w:t>
-            </w:r>
-          </w:p>
-        </w:tc>
-        <w:tc>
-          <w:tcPr/>
-          <w:p>
-            <w:pPr>
-              <w:pStyle w:val="Compact"/>
-              <w:jc w:val="left"/>
-            </w:pPr>
-            <w:r>
-              <w:t xml:space="preserve">3개국 팀 관리, 문화 차이.</w:t>
-            </w:r>
-          </w:p>
-        </w:tc>
-        <w:tc>
-          <w:tcPr/>
-          <w:p>
-            <w:pPr>
-              <w:pStyle w:val="Compact"/>
-              <w:jc w:val="left"/>
-            </w:pPr>
-            <w:r>
-              <w:t xml:space="preserve">«Мы разные.»</w:t>
+              <w:t xml:space="preserve">Владивосток</w:t>
+            </w:r>
+          </w:p>
+        </w:tc>
+        <w:tc>
+          <w:tcPr/>
+          <w:p>
+            <w:pPr>
+              <w:pStyle w:val="Compact"/>
+              <w:jc w:val="left"/>
+            </w:pPr>
+            <w:r>
+              <w:t xml:space="preserve">블라디보스토크, 트카치와 해운 물류. 한국과 가장 가까운 도시.</w:t>
+            </w:r>
+          </w:p>
+        </w:tc>
+        <w:tc>
+          <w:tcPr/>
+          <w:p>
+            <w:pPr>
+              <w:pStyle w:val="Compact"/>
+              <w:jc w:val="left"/>
+            </w:pPr>
+            <w:r>
+              <w:t xml:space="preserve">«Корея — рядом.»</w:t>
             </w:r>
           </w:p>
         </w:tc>
@@ -6961,31 +7077,31 @@
               <w:jc w:val="left"/>
             </w:pPr>
             <w:r>
-              <w:t xml:space="preserve">Бабушка в Ташкенте</w:t>
-            </w:r>
-          </w:p>
-        </w:tc>
-        <w:tc>
-          <w:tcPr/>
-          <w:p>
-            <w:pPr>
-              <w:pStyle w:val="Compact"/>
-              <w:jc w:val="left"/>
-            </w:pPr>
-            <w:r>
-              <w:t xml:space="preserve">할머니의 친척 찾기.</w:t>
-            </w:r>
-          </w:p>
-        </w:tc>
-        <w:tc>
-          <w:tcPr/>
-          <w:p>
-            <w:pPr>
-              <w:pStyle w:val="Compact"/>
-              <w:jc w:val="left"/>
-            </w:pPr>
-            <w:r>
-              <w:t xml:space="preserve">«родня»</w:t>
+              <w:t xml:space="preserve">Бабушка</w:t>
+            </w:r>
+          </w:p>
+        </w:tc>
+        <w:tc>
+          <w:tcPr/>
+          <w:p>
+            <w:pPr>
+              <w:pStyle w:val="Compact"/>
+              <w:jc w:val="left"/>
+            </w:pPr>
+            <w:r>
+              <w:t xml:space="preserve">할머니 생신, 툴라. 사업과 가족.</w:t>
+            </w:r>
+          </w:p>
+        </w:tc>
+        <w:tc>
+          <w:tcPr/>
+          <w:p>
+            <w:pPr>
+              <w:pStyle w:val="Compact"/>
+              <w:jc w:val="left"/>
+            </w:pPr>
+            <w:r>
+              <w:t xml:space="preserve">«Береги себя.»</w:t>
             </w:r>
           </w:p>
         </w:tc>
@@ -7011,31 +7127,31 @@
               <w:jc w:val="left"/>
             </w:pPr>
             <w:r>
-              <w:t xml:space="preserve">Регистрация в Узбекистане</w:t>
-            </w:r>
-          </w:p>
-        </w:tc>
-        <w:tc>
-          <w:tcPr/>
-          <w:p>
-            <w:pPr>
-              <w:pStyle w:val="Compact"/>
-              <w:jc w:val="left"/>
-            </w:pPr>
-            <w:r>
-              <w:t xml:space="preserve">등록 진행, 서류 공증.</w:t>
-            </w:r>
-          </w:p>
-        </w:tc>
-        <w:tc>
-          <w:tcPr/>
-          <w:p>
-            <w:pPr>
-              <w:pStyle w:val="Compact"/>
-              <w:jc w:val="left"/>
-            </w:pPr>
-            <w:r>
-              <w:t xml:space="preserve">«апостиль»</w:t>
+              <w:t xml:space="preserve">Команда</w:t>
+            </w:r>
+          </w:p>
+        </w:tc>
+        <w:tc>
+          <w:tcPr/>
+          <w:p>
+            <w:pPr>
+              <w:pStyle w:val="Compact"/>
+              <w:jc w:val="left"/>
+            </w:pPr>
+            <w:r>
+              <w:t xml:space="preserve">팀 60명, 원격 관리.</w:t>
+            </w:r>
+          </w:p>
+        </w:tc>
+        <w:tc>
+          <w:tcPr/>
+          <w:p>
+            <w:pPr>
+              <w:pStyle w:val="Compact"/>
+              <w:jc w:val="left"/>
+            </w:pPr>
+            <w:r>
+              <w:t xml:space="preserve">«удалённая команда»</w:t>
             </w:r>
           </w:p>
         </w:tc>
@@ -7061,19 +7177,19 @@
               <w:jc w:val="left"/>
             </w:pPr>
             <w:r>
-              <w:t xml:space="preserve">Доюн в Алматы</w:t>
-            </w:r>
-          </w:p>
-        </w:tc>
-        <w:tc>
-          <w:tcPr/>
-          <w:p>
-            <w:pPr>
-              <w:pStyle w:val="Compact"/>
-              <w:jc w:val="left"/>
-            </w:pPr>
-            <w:r>
-              <w:t xml:space="preserve">도윤의 알마티 방문, 세진의 기대와 압박.</w:t>
+              <w:t xml:space="preserve">Доюн в Москве</w:t>
+            </w:r>
+          </w:p>
+        </w:tc>
+        <w:tc>
+          <w:tcPr/>
+          <w:p>
+            <w:pPr>
+              <w:pStyle w:val="Compact"/>
+              <w:jc w:val="left"/>
+            </w:pPr>
+            <w:r>
+              <w:t xml:space="preserve">도윤의 모스크바 방문, 세진의 기대와 압박.</w:t>
             </w:r>
           </w:p>
         </w:tc>
@@ -7123,7 +7239,7 @@
               <w:jc w:val="left"/>
             </w:pPr>
             <w:r>
-              <w:t xml:space="preserve">매출 3배, 직원 60명.</w:t>
+              <w:t xml:space="preserve">매출 3배.</w:t>
             </w:r>
           </w:p>
         </w:tc>
@@ -7173,7 +7289,7 @@
               <w:jc w:val="left"/>
             </w:pPr>
             <w:r>
-              <w:t xml:space="preserve">이사회, 아르만의 확장 요구.</w:t>
+              <w:t xml:space="preserve">이사회, 보리스의 확장 요구.</w:t>
             </w:r>
           </w:p>
         </w:tc>
@@ -7211,31 +7327,31 @@
               <w:jc w:val="left"/>
             </w:pPr>
             <w:r>
-              <w:t xml:space="preserve">Узбекистан открыт</w:t>
-            </w:r>
-          </w:p>
-        </w:tc>
-        <w:tc>
-          <w:tcPr/>
-          <w:p>
-            <w:pPr>
-              <w:pStyle w:val="Compact"/>
-              <w:jc w:val="left"/>
-            </w:pPr>
-            <w:r>
-              <w:t xml:space="preserve">우즈베키스탄 등록 완료.</w:t>
-            </w:r>
-          </w:p>
-        </w:tc>
-        <w:tc>
-          <w:tcPr/>
-          <w:p>
-            <w:pPr>
-              <w:pStyle w:val="Compact"/>
-              <w:jc w:val="left"/>
-            </w:pPr>
-            <w:r>
-              <w:t xml:space="preserve">«Ура!»</w:t>
+              <w:t xml:space="preserve">Казахстан?</w:t>
+            </w:r>
+          </w:p>
+        </w:tc>
+        <w:tc>
+          <w:tcPr/>
+          <w:p>
+            <w:pPr>
+              <w:pStyle w:val="Compact"/>
+              <w:jc w:val="left"/>
+            </w:pPr>
+            <w:r>
+              <w:t xml:space="preserve">EAEU로 카자흐스탄·벨라루스 진출 검토, 보류.</w:t>
+            </w:r>
+          </w:p>
+        </w:tc>
+        <w:tc>
+          <w:tcPr/>
+          <w:p>
+            <w:pPr>
+              <w:pStyle w:val="Compact"/>
+              <w:jc w:val="left"/>
+            </w:pPr>
+            <w:r>
+              <w:t xml:space="preserve">«Пока нет.»</w:t>
             </w:r>
           </w:p>
         </w:tc>
@@ -7273,19 +7389,19 @@
               <w:jc w:val="left"/>
             </w:pPr>
             <w:r>
-              <w:t xml:space="preserve">뉴스: 텡게 급락(→6부).</w:t>
-            </w:r>
-          </w:p>
-        </w:tc>
-        <w:tc>
-          <w:tcPr/>
-          <w:p>
-            <w:pPr>
-              <w:pStyle w:val="Compact"/>
-              <w:jc w:val="left"/>
-            </w:pPr>
-            <w:r>
-              <w:t xml:space="preserve">«Тенге упал.»</w:t>
+              <w:t xml:space="preserve">뉴스: 루블 급락(→6부).</w:t>
+            </w:r>
+          </w:p>
+        </w:tc>
+        <w:tc>
+          <w:tcPr/>
+          <w:p>
+            <w:pPr>
+              <w:pStyle w:val="Compact"/>
+              <w:jc w:val="left"/>
+            </w:pPr>
+            <w:r>
+              <w:t xml:space="preserve">«Рубль упал.»</w:t>
             </w:r>
           </w:p>
         </w:tc>
@@ -7400,7 +7516,7 @@
               <w:jc w:val="left"/>
             </w:pPr>
             <w:r>
-              <w:t xml:space="preserve">텡게 평가절하, 달러 부채.</w:t>
+              <w:t xml:space="preserve">루블 급락, 외화 결제 부담.</w:t>
             </w:r>
           </w:p>
         </w:tc>
@@ -7488,6 +7604,56 @@
               <w:jc w:val="left"/>
             </w:pPr>
             <w:r>
+              <w:t xml:space="preserve">Платежи</w:t>
+            </w:r>
+          </w:p>
+        </w:tc>
+        <w:tc>
+          <w:tcPr/>
+          <w:p>
+            <w:pPr>
+              <w:pStyle w:val="Compact"/>
+              <w:jc w:val="left"/>
+            </w:pPr>
+            <w:r>
+              <w:t xml:space="preserve">국제 송금 지연, 은행과의 씨름.</w:t>
+            </w:r>
+          </w:p>
+        </w:tc>
+        <w:tc>
+          <w:tcPr/>
+          <w:p>
+            <w:pPr>
+              <w:pStyle w:val="Compact"/>
+              <w:jc w:val="left"/>
+            </w:pPr>
+            <w:r>
+              <w:t xml:space="preserve">«платёж задерживается»</w:t>
+            </w:r>
+          </w:p>
+        </w:tc>
+      </w:tr>
+      <w:tr>
+        <w:tc>
+          <w:tcPr/>
+          <w:p>
+            <w:pPr>
+              <w:pStyle w:val="Compact"/>
+              <w:jc w:val="left"/>
+            </w:pPr>
+            <w:r>
+              <w:t xml:space="preserve">4</w:t>
+            </w:r>
+          </w:p>
+        </w:tc>
+        <w:tc>
+          <w:tcPr/>
+          <w:p>
+            <w:pPr>
+              <w:pStyle w:val="Compact"/>
+              <w:jc w:val="left"/>
+            </w:pPr>
+            <w:r>
               <w:t xml:space="preserve">Вонджу</w:t>
             </w:r>
           </w:p>
@@ -7526,7 +7692,57 @@
               <w:jc w:val="left"/>
             </w:pPr>
             <w:r>
-              <w:t xml:space="preserve">4</w:t>
+              <w:t xml:space="preserve">5</w:t>
+            </w:r>
+          </w:p>
+        </w:tc>
+        <w:tc>
+          <w:tcPr/>
+          <w:p>
+            <w:pPr>
+              <w:pStyle w:val="Compact"/>
+              <w:jc w:val="left"/>
+            </w:pPr>
+            <w:r>
+              <w:t xml:space="preserve">Проверка</w:t>
+            </w:r>
+          </w:p>
+        </w:tc>
+        <w:tc>
+          <w:tcPr/>
+          <w:p>
+            <w:pPr>
+              <w:pStyle w:val="Compact"/>
+              <w:jc w:val="left"/>
+            </w:pPr>
+            <w:r>
+              <w:t xml:space="preserve">세진 법무팀의 수출통제 확인·최종 사용자 확인서 요구.</w:t>
+            </w:r>
+          </w:p>
+        </w:tc>
+        <w:tc>
+          <w:tcPr/>
+          <w:p>
+            <w:pPr>
+              <w:pStyle w:val="Compact"/>
+              <w:jc w:val="left"/>
+            </w:pPr>
+            <w:r>
+              <w:t xml:space="preserve">«сертификат конечного пользователя»</w:t>
+            </w:r>
+          </w:p>
+        </w:tc>
+      </w:tr>
+      <w:tr>
+        <w:tc>
+          <w:tcPr/>
+          <w:p>
+            <w:pPr>
+              <w:pStyle w:val="Compact"/>
+              <w:jc w:val="left"/>
+            </w:pPr>
+            <w:r>
+              <w:t xml:space="preserve">6</w:t>
             </w:r>
           </w:p>
         </w:tc>
@@ -7550,7 +7766,7 @@
               <w:jc w:val="left"/>
             </w:pPr>
             <w:r>
-              <w:t xml:space="preserve">감원 논의, 아이게림 vs 빅토르.</w:t>
+              <w:t xml:space="preserve">감원 논의, 이리나 vs 알렉세이.</w:t>
             </w:r>
           </w:p>
         </w:tc>
@@ -7576,106 +7792,6 @@
               <w:jc w:val="left"/>
             </w:pPr>
             <w:r>
-              <w:t xml:space="preserve">5</w:t>
-            </w:r>
-          </w:p>
-        </w:tc>
-        <w:tc>
-          <w:tcPr/>
-          <w:p>
-            <w:pPr>
-              <w:pStyle w:val="Compact"/>
-              <w:jc w:val="left"/>
-            </w:pPr>
-            <w:r>
-              <w:t xml:space="preserve">Руслан</w:t>
-            </w:r>
-          </w:p>
-        </w:tc>
-        <w:tc>
-          <w:tcPr/>
-          <w:p>
-            <w:pPr>
-              <w:pStyle w:val="Compact"/>
-              <w:jc w:val="left"/>
-            </w:pPr>
-            <w:r>
-              <w:t xml:space="preserve">대량 주문 고객 루슬란.</w:t>
-            </w:r>
-          </w:p>
-        </w:tc>
-        <w:tc>
-          <w:tcPr/>
-          <w:p>
-            <w:pPr>
-              <w:pStyle w:val="Compact"/>
-              <w:jc w:val="left"/>
-            </w:pPr>
-            <w:r>
-              <w:t xml:space="preserve">«крупный заказ»</w:t>
-            </w:r>
-          </w:p>
-        </w:tc>
-      </w:tr>
-      <w:tr>
-        <w:tc>
-          <w:tcPr/>
-          <w:p>
-            <w:pPr>
-              <w:pStyle w:val="Compact"/>
-              <w:jc w:val="left"/>
-            </w:pPr>
-            <w:r>
-              <w:t xml:space="preserve">6</w:t>
-            </w:r>
-          </w:p>
-        </w:tc>
-        <w:tc>
-          <w:tcPr/>
-          <w:p>
-            <w:pPr>
-              <w:pStyle w:val="Compact"/>
-              <w:jc w:val="left"/>
-            </w:pPr>
-            <w:r>
-              <w:t xml:space="preserve">Куда товар?</w:t>
-            </w:r>
-          </w:p>
-        </w:tc>
-        <w:tc>
-          <w:tcPr/>
-          <w:p>
-            <w:pPr>
-              <w:pStyle w:val="Compact"/>
-              <w:jc w:val="left"/>
-            </w:pPr>
-            <w:r>
-              <w:t xml:space="preserve">최종 목적지가 모스크바로 의심됨.</w:t>
-            </w:r>
-          </w:p>
-        </w:tc>
-        <w:tc>
-          <w:tcPr/>
-          <w:p>
-            <w:pPr>
-              <w:pStyle w:val="Compact"/>
-              <w:jc w:val="left"/>
-            </w:pPr>
-            <w:r>
-              <w:t xml:space="preserve">«конечный пользователь»</w:t>
-            </w:r>
-          </w:p>
-        </w:tc>
-      </w:tr>
-      <w:tr>
-        <w:tc>
-          <w:tcPr/>
-          <w:p>
-            <w:pPr>
-              <w:pStyle w:val="Compact"/>
-              <w:jc w:val="left"/>
-            </w:pPr>
-            <w:r>
               <w:t xml:space="preserve">7</w:t>
             </w:r>
           </w:p>
@@ -7688,6 +7804,56 @@
               <w:jc w:val="left"/>
             </w:pPr>
             <w:r>
+              <w:t xml:space="preserve">Глеб</w:t>
+            </w:r>
+          </w:p>
+        </w:tc>
+        <w:tc>
+          <w:tcPr/>
+          <w:p>
+            <w:pPr>
+              <w:pStyle w:val="Compact"/>
+              <w:jc w:val="left"/>
+            </w:pPr>
+            <w:r>
+              <w:t xml:space="preserve">거래처 글레브의 제안: 미등록 저가 필러에 «Sejin» 라벨.</w:t>
+            </w:r>
+          </w:p>
+        </w:tc>
+        <w:tc>
+          <w:tcPr/>
+          <w:p>
+            <w:pPr>
+              <w:pStyle w:val="Compact"/>
+              <w:jc w:val="left"/>
+            </w:pPr>
+            <w:r>
+              <w:t xml:space="preserve">«Никто не узнает.»</w:t>
+            </w:r>
+          </w:p>
+        </w:tc>
+      </w:tr>
+      <w:tr>
+        <w:tc>
+          <w:tcPr/>
+          <w:p>
+            <w:pPr>
+              <w:pStyle w:val="Compact"/>
+              <w:jc w:val="left"/>
+            </w:pPr>
+            <w:r>
+              <w:t xml:space="preserve">8</w:t>
+            </w:r>
+          </w:p>
+        </w:tc>
+        <w:tc>
+          <w:tcPr/>
+          <w:p>
+            <w:pPr>
+              <w:pStyle w:val="Compact"/>
+              <w:jc w:val="left"/>
+            </w:pPr>
+            <w:r>
               <w:t xml:space="preserve">Соблазн</w:t>
             </w:r>
           </w:p>
@@ -7726,7 +7892,7 @@
               <w:jc w:val="left"/>
             </w:pPr>
             <w:r>
-              <w:t xml:space="preserve">8</w:t>
+              <w:t xml:space="preserve">9</w:t>
             </w:r>
           </w:p>
         </w:tc>
@@ -7750,7 +7916,7 @@
               <w:jc w:val="left"/>
             </w:pPr>
             <w:r>
-              <w:t xml:space="preserve">거절, 법률 자문, 세진에 공유.</w:t>
+              <w:t xml:space="preserve">거절, 세진과 코르닐로바에 공유.</w:t>
             </w:r>
           </w:p>
         </w:tc>
@@ -7776,7 +7942,7 @@
               <w:jc w:val="left"/>
             </w:pPr>
             <w:r>
-              <w:t xml:space="preserve">9</w:t>
+              <w:t xml:space="preserve">10</w:t>
             </w:r>
           </w:p>
         </w:tc>
@@ -7800,7 +7966,7 @@
               <w:jc w:val="left"/>
             </w:pPr>
             <w:r>
-              <w:t xml:space="preserve">최종 사용자 확인 절차·교육 수립.</w:t>
+              <w:t xml:space="preserve">컴플라이언스 체계: 공급망 확인, 교육, 신고 채널.</w:t>
             </w:r>
           </w:p>
         </w:tc>
@@ -7826,7 +7992,7 @@
               <w:jc w:val="left"/>
             </w:pPr>
             <w:r>
-              <w:t xml:space="preserve">10</w:t>
+              <w:t xml:space="preserve">11</w:t>
             </w:r>
           </w:p>
         </w:tc>
@@ -7850,7 +8016,7 @@
               <w:jc w:val="left"/>
             </w:pPr>
             <w:r>
-              <w:t xml:space="preserve">은행 대출 협상.</w:t>
+              <w:t xml:space="preserve">은행 대출 재조정.</w:t>
             </w:r>
           </w:p>
         </w:tc>
@@ -7876,56 +8042,6 @@
               <w:jc w:val="left"/>
             </w:pPr>
             <w:r>
-              <w:t xml:space="preserve">11</w:t>
-            </w:r>
-          </w:p>
-        </w:tc>
-        <w:tc>
-          <w:tcPr/>
-          <w:p>
-            <w:pPr>
-              <w:pStyle w:val="Compact"/>
-              <w:jc w:val="left"/>
-            </w:pPr>
-            <w:r>
-              <w:t xml:space="preserve">Арман помогает</w:t>
-            </w:r>
-          </w:p>
-        </w:tc>
-        <w:tc>
-          <w:tcPr/>
-          <w:p>
-            <w:pPr>
-              <w:pStyle w:val="Compact"/>
-              <w:jc w:val="left"/>
-            </w:pPr>
-            <w:r>
-              <w:t xml:space="preserve">아르만의 브리지 자금, 조건.</w:t>
-            </w:r>
-          </w:p>
-        </w:tc>
-        <w:tc>
-          <w:tcPr/>
-          <w:p>
-            <w:pPr>
-              <w:pStyle w:val="Compact"/>
-              <w:jc w:val="left"/>
-            </w:pPr>
-            <w:r>
-              <w:t xml:space="preserve">«Я в вас верю.»</w:t>
-            </w:r>
-          </w:p>
-        </w:tc>
-      </w:tr>
-      <w:tr>
-        <w:tc>
-          <w:tcPr/>
-          <w:p>
-            <w:pPr>
-              <w:pStyle w:val="Compact"/>
-              <w:jc w:val="left"/>
-            </w:pPr>
-            <w:r>
               <w:t xml:space="preserve">12</w:t>
             </w:r>
           </w:p>
@@ -7938,6 +8054,56 @@
               <w:jc w:val="left"/>
             </w:pPr>
             <w:r>
+              <w:t xml:space="preserve">Ольга</w:t>
+            </w:r>
+          </w:p>
+        </w:tc>
+        <w:tc>
+          <w:tcPr/>
+          <w:p>
+            <w:pPr>
+              <w:pStyle w:val="Compact"/>
+              <w:jc w:val="left"/>
+            </w:pPr>
+            <w:r>
+              <w:t xml:space="preserve">올가와 밤샘, 처음으로 ты.</w:t>
+            </w:r>
+          </w:p>
+        </w:tc>
+        <w:tc>
+          <w:tcPr/>
+          <w:p>
+            <w:pPr>
+              <w:pStyle w:val="Compact"/>
+              <w:jc w:val="left"/>
+            </w:pPr>
+            <w:r>
+              <w:t xml:space="preserve">«Оля, давай на ты.»</w:t>
+            </w:r>
+          </w:p>
+        </w:tc>
+      </w:tr>
+      <w:tr>
+        <w:tc>
+          <w:tcPr/>
+          <w:p>
+            <w:pPr>
+              <w:pStyle w:val="Compact"/>
+              <w:jc w:val="left"/>
+            </w:pPr>
+            <w:r>
+              <w:t xml:space="preserve">13</w:t>
+            </w:r>
+          </w:p>
+        </w:tc>
+        <w:tc>
+          <w:tcPr/>
+          <w:p>
+            <w:pPr>
+              <w:pStyle w:val="Compact"/>
+              <w:jc w:val="left"/>
+            </w:pPr>
+            <w:r>
               <w:t xml:space="preserve">Люди</w:t>
             </w:r>
           </w:p>
@@ -7976,56 +8142,6 @@
               <w:jc w:val="left"/>
             </w:pPr>
             <w:r>
-              <w:t xml:space="preserve">13</w:t>
-            </w:r>
-          </w:p>
-        </w:tc>
-        <w:tc>
-          <w:tcPr/>
-          <w:p>
-            <w:pPr>
-              <w:pStyle w:val="Compact"/>
-              <w:jc w:val="left"/>
-            </w:pPr>
-            <w:r>
-              <w:t xml:space="preserve">Возвращение</w:t>
-            </w:r>
-          </w:p>
-        </w:tc>
-        <w:tc>
-          <w:tcPr/>
-          <w:p>
-            <w:pPr>
-              <w:pStyle w:val="Compact"/>
-              <w:jc w:val="left"/>
-            </w:pPr>
-            <w:r>
-              <w:t xml:space="preserve">시장 회복 조짐.</w:t>
-            </w:r>
-          </w:p>
-        </w:tc>
-        <w:tc>
-          <w:tcPr/>
-          <w:p>
-            <w:pPr>
-              <w:pStyle w:val="Compact"/>
-              <w:jc w:val="left"/>
-            </w:pPr>
-            <w:r>
-              <w:t xml:space="preserve">«восстановление»</w:t>
-            </w:r>
-          </w:p>
-        </w:tc>
-      </w:tr>
-      <w:tr>
-        <w:tc>
-          <w:tcPr/>
-          <w:p>
-            <w:pPr>
-              <w:pStyle w:val="Compact"/>
-              <w:jc w:val="left"/>
-            </w:pPr>
-            <w:r>
               <w:t xml:space="preserve">14</w:t>
             </w:r>
           </w:p>
@@ -8050,7 +8166,7 @@
               <w:jc w:val="left"/>
             </w:pPr>
             <w:r>
-              <w:t xml:space="preserve">윤 대표의 감사 — 재수출 거절이 세진을 지켰다.</w:t>
+              <w:t xml:space="preserve">윤 대표의 감사 — 재라벨링 거절이 세진 브랜드를 지켰다.</w:t>
             </w:r>
           </w:p>
         </w:tc>
@@ -8109,7 +8225,7 @@
               <w:t xml:space="preserve">“</w:t>
             </w:r>
             <w:r>
-              <w:t xml:space="preserve">당신 브랜드를 만들어 볼래?</w:t>
+              <w:t xml:space="preserve">네 브랜드를 만들어 볼래?</w:t>
             </w:r>
             <w:r>
               <w:t xml:space="preserve">”</w:t>
@@ -8242,7 +8358,7 @@
               <w:jc w:val="left"/>
             </w:pPr>
             <w:r>
-              <w:t xml:space="preserve">자기 브랜드 «Степь» 구상.</w:t>
+              <w:t xml:space="preserve">자기 브랜드 «Ладога» 구상.</w:t>
             </w:r>
           </w:p>
         </w:tc>
@@ -8354,7 +8470,7 @@
               <w:jc w:val="left"/>
             </w:pPr>
             <w:r>
-              <w:t xml:space="preserve">«держатель регистрации»</w:t>
+              <w:t xml:space="preserve">«держатель регистрационного удостоверения»</w:t>
             </w:r>
           </w:p>
         </w:tc>
@@ -8392,7 +8508,7 @@
               <w:jc w:val="left"/>
             </w:pPr>
             <w:r>
-              <w:t xml:space="preserve">초원 이미지의 패키지, 카자흐어·러시아어 라벨.</w:t>
+              <w:t xml:space="preserve">라도가 호수 이미지의 패키지.</w:t>
             </w:r>
           </w:p>
         </w:tc>
@@ -8530,7 +8646,7 @@
               <w:jc w:val="left"/>
             </w:pPr>
             <w:r>
-              <w:t xml:space="preserve">Регистрация «Степи»</w:t>
+              <w:t xml:space="preserve">Регистрация «Ладоги»</w:t>
             </w:r>
           </w:p>
         </w:tc>
@@ -8592,7 +8708,7 @@
               <w:jc w:val="left"/>
             </w:pPr>
             <w:r>
-              <w:t xml:space="preserve">품질 협약, 감사.</w:t>
+              <w:t xml:space="preserve">품질 협약, 원주 감사.</w:t>
             </w:r>
           </w:p>
         </w:tc>
@@ -8692,7 +8808,7 @@
               <w:jc w:val="left"/>
             </w:pPr>
             <w:r>
-              <w:t xml:space="preserve">출시 행사, 굴나라의 연설.</w:t>
+              <w:t xml:space="preserve">출시 행사, 코르닐로바의 연설.</w:t>
             </w:r>
           </w:p>
         </w:tc>
@@ -8792,7 +8908,7 @@
               <w:jc w:val="left"/>
             </w:pPr>
             <w:r>
-              <w:t xml:space="preserve">경쟁 다국적 유통사 볼코프의 첫 접근.</w:t>
+              <w:t xml:space="preserve">경쟁 유통사 볼코프의 첫 접근.</w:t>
             </w:r>
           </w:p>
         </w:tc>
@@ -8880,31 +8996,31 @@
               <w:jc w:val="left"/>
             </w:pPr>
             <w:r>
-              <w:t xml:space="preserve">Слово бабушки</w:t>
-            </w:r>
-          </w:p>
-        </w:tc>
-        <w:tc>
-          <w:tcPr/>
-          <w:p>
-            <w:pPr>
-              <w:pStyle w:val="Compact"/>
-              <w:jc w:val="left"/>
-            </w:pPr>
-            <w:r>
-              <w:t xml:space="preserve">할머니의 마지막 부탁: 고향(한국)에 가 보라.</w:t>
-            </w:r>
-          </w:p>
-        </w:tc>
-        <w:tc>
-          <w:tcPr/>
-          <w:p>
-            <w:pPr>
-              <w:pStyle w:val="Compact"/>
-              <w:jc w:val="left"/>
-            </w:pPr>
-            <w:r>
-              <w:t xml:space="preserve">«Съезди туда.»</w:t>
+              <w:t xml:space="preserve">Последний разговор</w:t>
+            </w:r>
+          </w:p>
+        </w:tc>
+        <w:tc>
+          <w:tcPr/>
+          <w:p>
+            <w:pPr>
+              <w:pStyle w:val="Compact"/>
+              <w:jc w:val="left"/>
+            </w:pPr>
+            <w:r>
+              <w:t xml:space="preserve">할머니의 마지막 말: «Не навреди. Потом — всё остальное.»</w:t>
+            </w:r>
+          </w:p>
+        </w:tc>
+        <w:tc>
+          <w:tcPr/>
+          <w:p>
+            <w:pPr>
+              <w:pStyle w:val="Compact"/>
+              <w:jc w:val="left"/>
+            </w:pPr>
+            <w:r>
+              <w:t xml:space="preserve">«Не навреди.»</w:t>
             </w:r>
           </w:p>
         </w:tc>
@@ -8942,7 +9058,7 @@
               <w:jc w:val="left"/>
             </w:pPr>
             <w:r>
-              <w:t xml:space="preserve">볼코프의 인수 제안 $40M(→8부).</w:t>
+              <w:t xml:space="preserve">볼코프의 인수 제안 ₽4bn(→8부).</w:t>
             </w:r>
           </w:p>
         </w:tc>
@@ -9057,7 +9173,7 @@
               <w:jc w:val="left"/>
             </w:pPr>
             <w:r>
-              <w:t xml:space="preserve">Сорок миллионов</w:t>
+              <w:t xml:space="preserve">Четыре миллиарда</w:t>
             </w:r>
           </w:p>
         </w:tc>
@@ -9119,7 +9235,7 @@
               <w:jc w:val="left"/>
             </w:pPr>
             <w:r>
-              <w:t xml:space="preserve">매각 찬반, 아이게림·올가의 입장.</w:t>
+              <w:t xml:space="preserve">매각 찬반, 이리나·올가의 입장.</w:t>
             </w:r>
           </w:p>
         </w:tc>
@@ -9157,19 +9273,19 @@
               <w:jc w:val="left"/>
             </w:pPr>
             <w:r>
-              <w:t xml:space="preserve">Арман</w:t>
-            </w:r>
-          </w:p>
-        </w:tc>
-        <w:tc>
-          <w:tcPr/>
-          <w:p>
-            <w:pPr>
-              <w:pStyle w:val="Compact"/>
-              <w:jc w:val="left"/>
-            </w:pPr>
-            <w:r>
-              <w:t xml:space="preserve">아르만의 이익과 의리.</w:t>
+              <w:t xml:space="preserve">Борис</w:t>
+            </w:r>
+          </w:p>
+        </w:tc>
+        <w:tc>
+          <w:tcPr/>
+          <w:p>
+            <w:pPr>
+              <w:pStyle w:val="Compact"/>
+              <w:jc w:val="left"/>
+            </w:pPr>
+            <w:r>
+              <w:t xml:space="preserve">보리스의 이익과 의리.</w:t>
             </w:r>
           </w:p>
         </w:tc>
@@ -9257,7 +9373,7 @@
               <w:jc w:val="left"/>
             </w:pPr>
             <w:r>
-              <w:t xml:space="preserve">Дью-дилидженс</w:t>
+              <w:t xml:space="preserve">Due diligence</w:t>
             </w:r>
           </w:p>
         </w:tc>
@@ -9281,7 +9397,7 @@
               <w:jc w:val="left"/>
             </w:pPr>
             <w:r>
-              <w:t xml:space="preserve">«due diligence»</w:t>
+              <w:t xml:space="preserve">«проверка»</w:t>
             </w:r>
           </w:p>
         </w:tc>
@@ -9357,31 +9473,31 @@
               <w:jc w:val="left"/>
             </w:pPr>
             <w:r>
-              <w:t xml:space="preserve">Корея</w:t>
-            </w:r>
-          </w:p>
-        </w:tc>
-        <w:tc>
-          <w:tcPr/>
-          <w:p>
-            <w:pPr>
-              <w:pStyle w:val="Compact"/>
-              <w:jc w:val="left"/>
-            </w:pPr>
-            <w:r>
-              <w:t xml:space="preserve">빅토르의 한국 방문, 할머니 가족의 고향(연해주 이전 원적지).</w:t>
-            </w:r>
-          </w:p>
-        </w:tc>
-        <w:tc>
-          <w:tcPr/>
-          <w:p>
-            <w:pPr>
-              <w:pStyle w:val="Compact"/>
-              <w:jc w:val="left"/>
-            </w:pPr>
-            <w:r>
-              <w:t xml:space="preserve">«Я вернулся.»</w:t>
+              <w:t xml:space="preserve">Вонджу</w:t>
+            </w:r>
+          </w:p>
+        </w:tc>
+        <w:tc>
+          <w:tcPr/>
+          <w:p>
+            <w:pPr>
+              <w:pStyle w:val="Compact"/>
+              <w:jc w:val="left"/>
+            </w:pPr>
+            <w:r>
+              <w:t xml:space="preserve">알렉세이의 원주 방문, 윤 대표의 공장 산책.</w:t>
+            </w:r>
+          </w:p>
+        </w:tc>
+        <w:tc>
+          <w:tcPr/>
+          <w:p>
+            <w:pPr>
+              <w:pStyle w:val="Compact"/>
+              <w:jc w:val="left"/>
+            </w:pPr>
+            <w:r>
+              <w:t xml:space="preserve">«Я приехал посоветоваться.»</w:t>
             </w:r>
           </w:p>
         </w:tc>
@@ -9407,19 +9523,19 @@
               <w:jc w:val="left"/>
             </w:pPr>
             <w:r>
-              <w:t xml:space="preserve">Доюн и Виктор</w:t>
-            </w:r>
-          </w:p>
-        </w:tc>
-        <w:tc>
-          <w:tcPr/>
-          <w:p>
-            <w:pPr>
-              <w:pStyle w:val="Compact"/>
-              <w:jc w:val="left"/>
-            </w:pPr>
-            <w:r>
-              <w:t xml:space="preserve">서울 밤, 두 사람의 우정. 한국어와 러시아어.</w:t>
+              <w:t xml:space="preserve">Доюн и Алексей</w:t>
+            </w:r>
+          </w:p>
+        </w:tc>
+        <w:tc>
+          <w:tcPr/>
+          <w:p>
+            <w:pPr>
+              <w:pStyle w:val="Compact"/>
+              <w:jc w:val="left"/>
+            </w:pPr>
+            <w:r>
+              <w:t xml:space="preserve">서울 밤, 두 사람의 우정. 알렉세이의 서툰 한국어 한 문장.</w:t>
             </w:r>
           </w:p>
         </w:tc>
@@ -9669,7 +9785,7 @@
               <w:jc w:val="left"/>
             </w:pPr>
             <w:r>
-              <w:t xml:space="preserve">지역 물류 허브 착공.</w:t>
+              <w:t xml:space="preserve">지역 물류 허브(예카테린부르크) 착공.</w:t>
             </w:r>
           </w:p>
         </w:tc>
@@ -9769,7 +9885,7 @@
               <w:jc w:val="left"/>
             </w:pPr>
             <w:r>
-              <w:t xml:space="preserve">할머니의 사진 앞 연설. «Своё дело — это не про деньги. Это про слово, которое держишь.»</w:t>
+              <w:t xml:space="preserve">할머니 사진 앞 연설. «Своё дело — это не про деньги. Это про слово, которое держишь.»</w:t>
             </w:r>
           </w:p>
         </w:tc>
@@ -9808,7 +9924,7 @@
     <w:tbl>
       <w:tblPr>
         <w:tblStyle w:val="Table"/>
-        <w:tblW w:type="auto" w:w="0"/>
+        <w:tblW w:type="pct" w:w="5000"/>
         <w:tblLook w:firstRow="1" w:lastRow="0" w:firstColumn="0" w:lastColumn="0" w:noHBand="0" w:noVBand="0" w:val="0020"/>
         <w:jc w:val="start"/>
       </w:tblPr>
@@ -9867,6 +9983,44 @@
               <w:jc w:val="left"/>
             </w:pPr>
             <w:r>
+              <w:t xml:space="preserve">«Не навреди.»</w:t>
+            </w:r>
+          </w:p>
+        </w:tc>
+        <w:tc>
+          <w:tcPr/>
+          <w:p>
+            <w:pPr>
+              <w:pStyle w:val="Compact"/>
+              <w:jc w:val="left"/>
+            </w:pPr>
+            <w:r>
+              <w:t xml:space="preserve">1-2</w:t>
+            </w:r>
+          </w:p>
+        </w:tc>
+        <w:tc>
+          <w:tcPr/>
+          <w:p>
+            <w:pPr>
+              <w:pStyle w:val="Compact"/>
+              <w:jc w:val="left"/>
+            </w:pPr>
+            <w:r>
+              <w:t xml:space="preserve">4-3 / 7-14 / 8-15</w:t>
+            </w:r>
+          </w:p>
+        </w:tc>
+      </w:tr>
+      <w:tr>
+        <w:tc>
+          <w:tcPr/>
+          <w:p>
+            <w:pPr>
+              <w:pStyle w:val="Compact"/>
+              <w:jc w:val="left"/>
+            </w:pPr>
+            <w:r>
               <w:t xml:space="preserve">«Давайте по делу.»</w:t>
             </w:r>
           </w:p>
@@ -9905,44 +10059,6 @@
               <w:jc w:val="left"/>
             </w:pPr>
             <w:r>
-              <w:t xml:space="preserve">할머니의 편지</w:t>
-            </w:r>
-          </w:p>
-        </w:tc>
-        <w:tc>
-          <w:tcPr/>
-          <w:p>
-            <w:pPr>
-              <w:pStyle w:val="Compact"/>
-              <w:jc w:val="left"/>
-            </w:pPr>
-            <w:r>
-              <w:t xml:space="preserve">1-14 외상 결정</w:t>
-            </w:r>
-          </w:p>
-        </w:tc>
-        <w:tc>
-          <w:tcPr/>
-          <w:p>
-            <w:pPr>
-              <w:pStyle w:val="Compact"/>
-              <w:jc w:val="left"/>
-            </w:pPr>
-            <w:r>
-              <w:t xml:space="preserve">7-14 / 8-7 한국 방문</w:t>
-            </w:r>
-          </w:p>
-        </w:tc>
-      </w:tr>
-      <w:tr>
-        <w:tc>
-          <w:tcPr/>
-          <w:p>
-            <w:pPr>
-              <w:pStyle w:val="Compact"/>
-              <w:jc w:val="left"/>
-            </w:pPr>
-            <w:r>
               <w:t xml:space="preserve">«Без регистрации — ни шагу.»</w:t>
             </w:r>
           </w:p>
@@ -9967,7 +10083,7 @@
               <w:jc w:val="left"/>
             </w:pPr>
             <w:r>
-              <w:t xml:space="preserve">7-7 «Мы это уже проходили.»</w:t>
+              <w:t xml:space="preserve">6-7 미등록 제품 거절 / 7-7 «Мы это уже проходили.»</w:t>
             </w:r>
           </w:p>
         </w:tc>
@@ -10005,7 +10121,7 @@
               <w:jc w:val="left"/>
             </w:pPr>
             <w:r>
-              <w:t xml:space="preserve">4-8 추적 앱 / 6-9 컴플라이언스</w:t>
+              <w:t xml:space="preserve">4-8 정품 확인 앱 / 6-10 컴플라이언스</w:t>
             </w:r>
           </w:p>
         </w:tc>
@@ -10043,7 +10159,7 @@
               <w:jc w:val="left"/>
             </w:pPr>
             <w:r>
-              <w:t xml:space="preserve">6-3 결제 유예 / 8-9 세진 지분</w:t>
+              <w:t xml:space="preserve">6-4 결제 유예 / 8-9 세진 지분</w:t>
             </w:r>
           </w:p>
         </w:tc>
@@ -10095,19 +10211,19 @@
               <w:jc w:val="left"/>
             </w:pPr>
             <w:r>
-              <w:t xml:space="preserve">재수출 거절</w:t>
-            </w:r>
-          </w:p>
-        </w:tc>
-        <w:tc>
-          <w:tcPr/>
-          <w:p>
-            <w:pPr>
-              <w:pStyle w:val="Compact"/>
-              <w:jc w:val="left"/>
-            </w:pPr>
-            <w:r>
-              <w:t xml:space="preserve">6-8</w:t>
+              <w:t xml:space="preserve">재라벨링 거절</w:t>
+            </w:r>
+          </w:p>
+        </w:tc>
+        <w:tc>
+          <w:tcPr/>
+          <w:p>
+            <w:pPr>
+              <w:pStyle w:val="Compact"/>
+              <w:jc w:val="left"/>
+            </w:pPr>
+            <w:r>
+              <w:t xml:space="preserve">6-9</w:t>
             </w:r>
           </w:p>
         </w:tc>
@@ -10120,6 +10236,56 @@
             </w:pPr>
             <w:r>
               <w:t xml:space="preserve">6-14 세진의 감사 / 8-9</w:t>
+            </w:r>
+          </w:p>
+        </w:tc>
+      </w:tr>
+      <w:tr>
+        <w:tc>
+          <w:tcPr/>
+          <w:p>
+            <w:pPr>
+              <w:pStyle w:val="Compact"/>
+              <w:jc w:val="left"/>
+            </w:pPr>
+            <w:r>
+              <w:t xml:space="preserve">아버지</w:t>
+            </w:r>
+            <w:r>
+              <w:t xml:space="preserve"> </w:t>
+            </w:r>
+            <w:r>
+              <w:t xml:space="preserve">“</w:t>
+            </w:r>
+            <w:r>
+              <w:t xml:space="preserve">월급이 최고야</w:t>
+            </w:r>
+            <w:r>
+              <w:t xml:space="preserve">”</w:t>
+            </w:r>
+          </w:p>
+        </w:tc>
+        <w:tc>
+          <w:tcPr/>
+          <w:p>
+            <w:pPr>
+              <w:pStyle w:val="Compact"/>
+              <w:jc w:val="left"/>
+            </w:pPr>
+            <w:r>
+              <w:t xml:space="preserve">1-11</w:t>
+            </w:r>
+          </w:p>
+        </w:tc>
+        <w:tc>
+          <w:tcPr/>
+          <w:p>
+            <w:pPr>
+              <w:pStyle w:val="Compact"/>
+              <w:jc w:val="left"/>
+            </w:pPr>
+            <w:r>
+              <w:t xml:space="preserve">8-12 «Я тобой горжусь.»</w:t>
             </w:r>
           </w:p>
         </w:tc>
@@ -10196,7 +10362,7 @@
               <w:jc w:val="left"/>
             </w:pPr>
             <w:r>
-              <w:t xml:space="preserve">2부 전체, 5-10, 7-7</w:t>
+              <w:t xml:space="preserve">2부 전체, 7-7</w:t>
             </w:r>
           </w:p>
         </w:tc>
@@ -10222,7 +10388,7 @@
               <w:jc w:val="left"/>
             </w:pPr>
             <w:r>
-              <w:t xml:space="preserve">1-7, 1-9, 6-3</w:t>
+              <w:t xml:space="preserve">1-7, 1-9, 6-4</w:t>
             </w:r>
           </w:p>
         </w:tc>
@@ -10300,33 +10466,33 @@
               <w:jc w:val="left"/>
             </w:pPr>
             <w:r>
-              <w:t xml:space="preserve">6-5~6-9</w:t>
-            </w:r>
-          </w:p>
-        </w:tc>
-      </w:tr>
-      <w:tr>
-        <w:tc>
-          <w:tcPr/>
-          <w:p>
-            <w:pPr>
-              <w:pStyle w:val="Compact"/>
-              <w:jc w:val="left"/>
-            </w:pPr>
-            <w:r>
-              <w:t xml:space="preserve">다문화 팀 관리</w:t>
-            </w:r>
-          </w:p>
-        </w:tc>
-        <w:tc>
-          <w:tcPr/>
-          <w:p>
-            <w:pPr>
-              <w:pStyle w:val="Compact"/>
-              <w:jc w:val="left"/>
-            </w:pPr>
-            <w:r>
-              <w:t xml:space="preserve">5-8, 6-12</w:t>
+              <w:t xml:space="preserve">6-5~6-10</w:t>
+            </w:r>
+          </w:p>
+        </w:tc>
+      </w:tr>
+      <w:tr>
+        <w:tc>
+          <w:tcPr/>
+          <w:p>
+            <w:pPr>
+              <w:pStyle w:val="Compact"/>
+              <w:jc w:val="left"/>
+            </w:pPr>
+            <w:r>
+              <w:t xml:space="preserve">지역·원격 팀 관리</w:t>
+            </w:r>
+          </w:p>
+        </w:tc>
+        <w:tc>
+          <w:tcPr/>
+          <w:p>
+            <w:pPr>
+              <w:pStyle w:val="Compact"/>
+              <w:jc w:val="left"/>
+            </w:pPr>
+            <w:r>
+              <w:t xml:space="preserve">5부 전체</w:t>
             </w:r>
           </w:p>
         </w:tc>
@@ -10359,7 +10525,7 @@
       </w:tr>
     </w:tbl>
     <w:bookmarkEnd w:id="43"/>
-    <w:bookmarkStart w:id="47" w:name="사실성-메모"/>
+    <w:bookmarkStart w:id="49" w:name="사실성-메모"/>
     <w:p>
       <w:pPr>
         <w:pStyle w:val="Heading2"/>
@@ -10377,14 +10543,14 @@
         <w:pStyle w:val="Compact"/>
       </w:pPr>
       <w:r>
-        <w:t xml:space="preserve">EAEU 의료기기 등록은 2022년 1월 1일부터 EAEU 규칙으로 일원화되었고, 국가 등록 제품은 경과 규정이 있음(기한은 출처마다 다르므로 집필 시 원문 확인). (</w:t>
+        <w:t xml:space="preserve">러시아의 의료기기 등록은 연방 보건감독청 소관이며, 정부령 2024년 제1684호가 국가 등록 규칙을 정하고, EAEU 규칙과의 경과 기간이 여러 차례 연장됨(2025년 말 기준 국가 규칙 2028년 말까지 유지 등 출처마다 상이) — 극 중에서는 연도를 박지 않는다. (</w:t>
       </w:r>
       <w:hyperlink r:id="rId44">
         <w:r>
           <w:rPr>
             <w:rStyle w:val="Hyperlink"/>
           </w:rPr>
-          <w:t xml:space="preserve">Lidings</w:t>
+          <w:t xml:space="preserve">ppt.ru — 정부령 1684</w:t>
         </w:r>
       </w:hyperlink>
       <w:r>
@@ -10398,7 +10564,7 @@
           <w:rPr>
             <w:rStyle w:val="Hyperlink"/>
           </w:rPr>
-          <w:t xml:space="preserve">BRACE</w:t>
+          <w:t xml:space="preserve">ppt.ru — 정부령 2214</w:t>
         </w:r>
       </w:hyperlink>
       <w:r>
@@ -10412,7 +10578,7 @@
           <w:rPr>
             <w:rStyle w:val="Hyperlink"/>
           </w:rPr>
-          <w:t xml:space="preserve">IMDRF</w:t>
+          <w:t xml:space="preserve">Фармвестник</w:t>
         </w:r>
       </w:hyperlink>
       <w:r>
@@ -10428,7 +10594,47 @@
         <w:pStyle w:val="Compact"/>
       </w:pPr>
       <w:r>
-        <w:t xml:space="preserve">고려인 강제 이주(1937)는 역사적 사실로, 개인사는 가상.</w:t>
+        <w:t xml:space="preserve">필러를 포함한 의료기기의 디지털 표시(«Честный знак»)는 도입이 논의되었으나 의무화 범위는 확인되지 않음 — 극 중에서는</w:t>
+      </w:r>
+      <w:r>
+        <w:t xml:space="preserve"> </w:t>
+      </w:r>
+      <w:r>
+        <w:t xml:space="preserve">“</w:t>
+      </w:r>
+      <w:r>
+        <w:t xml:space="preserve">도입 주장</w:t>
+      </w:r>
+      <w:r>
+        <w:t xml:space="preserve">”</w:t>
+      </w:r>
+      <w:r>
+        <w:t xml:space="preserve">으로만 묘사. (</w:t>
+      </w:r>
+      <w:hyperlink r:id="rId47">
+        <w:r>
+          <w:rPr>
+            <w:rStyle w:val="Hyperlink"/>
+          </w:rPr>
+          <w:t xml:space="preserve">Российская газета</w:t>
+        </w:r>
+      </w:hyperlink>
+      <w:r>
+        <w:t xml:space="preserve">,</w:t>
+      </w:r>
+      <w:r>
+        <w:t xml:space="preserve"> </w:t>
+      </w:r>
+      <w:hyperlink r:id="rId48">
+        <w:r>
+          <w:rPr>
+            <w:rStyle w:val="Hyperlink"/>
+          </w:rPr>
+          <w:t xml:space="preserve">BFM</w:t>
+        </w:r>
+      </w:hyperlink>
+      <w:r>
+        <w:t xml:space="preserve">)</w:t>
       </w:r>
     </w:p>
     <w:p>
@@ -10440,29 +10646,11 @@
         <w:pStyle w:val="Compact"/>
       </w:pPr>
       <w:r>
-        <w:t xml:space="preserve">제재 관련 묘사는</w:t>
-      </w:r>
-      <w:r>
-        <w:t xml:space="preserve"> </w:t>
-      </w:r>
-      <w:r>
-        <w:t xml:space="preserve">“</w:t>
-      </w:r>
-      <w:r>
-        <w:t xml:space="preserve">재수출 위험을 인지하고 거절하는</w:t>
-      </w:r>
-      <w:r>
-        <w:t xml:space="preserve">”</w:t>
-      </w:r>
-      <w:r>
-        <w:t xml:space="preserve"> </w:t>
-      </w:r>
-      <w:r>
-        <w:t xml:space="preserve">컴플라이언스 관점으로만 다룬다.</w:t>
+        <w:t xml:space="preserve">국제 결제·수출통제는 정치적 배경 묘사 없이 실무 절차(송금 지연, 최종 사용자 확인)로만 다룬다.</w:t>
       </w:r>
     </w:p>
-    <w:bookmarkEnd w:id="47"/>
-    <w:bookmarkEnd w:id="48"/>
+    <w:bookmarkEnd w:id="49"/>
+    <w:bookmarkEnd w:id="50"/>
     <w:sectPr/>
   </w:body>
 </w:document>

--- a/svoyo-delo/SvoyoDelo_기획서.docx
+++ b/svoyo-delo/SvoyoDelo_기획서.docx
@@ -2032,7 +2032,7 @@
           <w:bCs/>
           <w:b/>
         </w:rPr>
-        <w:t xml:space="preserve">15단어 이내</w:t>
+        <w:t xml:space="preserve">20단어 이내</w:t>
       </w:r>
       <w:r>
         <w:t xml:space="preserve"> </w:t>
@@ -2048,7 +2048,7 @@
           <w:bCs/>
           <w:b/>
         </w:rPr>
-        <w:t xml:space="preserve">18단어 이내</w:t>
+        <w:t xml:space="preserve">24단어 이내</w:t>
       </w:r>
     </w:p>
     <w:p>
@@ -2070,7 +2070,7 @@
           <w:bCs/>
           <w:b/>
         </w:rPr>
-        <w:t xml:space="preserve">25~35단어</w:t>
+        <w:t xml:space="preserve">30~50단어</w:t>
       </w:r>
       <w:r>
         <w:t xml:space="preserve"> </w:t>
@@ -2086,7 +2086,7 @@
           <w:bCs/>
           <w:b/>
         </w:rPr>
-        <w:t xml:space="preserve">30~55단어</w:t>
+        <w:t xml:space="preserve">35~60단어</w:t>
       </w:r>
     </w:p>
     <w:p>
@@ -2099,6 +2099,28 @@
       </w:pPr>
       <w:r>
         <w:t xml:space="preserve">낭독(따옴표 시작) 예외 화당 2회. 중간 길이 금지.</w:t>
+      </w:r>
+    </w:p>
+    <w:p>
+      <w:pPr>
+        <w:numPr>
+          <w:ilvl w:val="1"/>
+          <w:numId w:val="1008"/>
+        </w:numPr>
+        <w:pStyle w:val="Compact"/>
+      </w:pPr>
+      <w:r>
+        <w:rPr>
+          <w:bCs/>
+          <w:b/>
+        </w:rPr>
+        <w:t xml:space="preserve">문장 밀도(v3 조정):</w:t>
+      </w:r>
+      <w:r>
+        <w:t xml:space="preserve"> </w:t>
+      </w:r>
+      <w:r>
+        <w:t xml:space="preserve">명사·대시로 끊는 전보체(«Срок — один день. Контроль — полный.»)를 피하고 접속사·관계절로 잇는다. 화당 평균 문장 6단어 이상, 평균 턴 1~4부 13단어·5~8부 15단어 이상, 3단어 이하 턴은 화당 10개 이하.</w:t>
       </w:r>
     </w:p>
     <w:p>
